--- a/docs/OLLY_최종_보고서.docx
+++ b/docs/OLLY_최종_보고서.docx
@@ -2,207 +2,232 @@
 <file path=word/document.xml><?xml version="1.0" encoding="utf-8"?>
 <w:document xmlns:wpc="http://schemas.microsoft.com/office/word/2010/wordprocessingCanvas" xmlns:cx="http://schemas.microsoft.com/office/drawing/2014/chartex" xmlns:cx1="http://schemas.microsoft.com/office/drawing/2015/9/8/chartex" xmlns:cx2="http://schemas.microsoft.com/office/drawing/2015/10/21/chartex" xmlns:cx3="http://schemas.microsoft.com/office/drawing/2016/5/9/chartex" xmlns:cx4="http://schemas.microsoft.com/office/drawing/2016/5/10/chartex" xmlns:cx5="http://schemas.microsoft.com/office/drawing/2016/5/11/chartex" xmlns:cx6="http://schemas.microsoft.com/office/drawing/2016/5/12/chartex" xmlns:cx7="http://schemas.microsoft.com/office/drawing/2016/5/13/chartex" xmlns:cx8="http://schemas.microsoft.com/office/drawing/2016/5/14/chartex" xmlns:mc="http://schemas.openxmlformats.org/markup-compatibility/2006" xmlns:aink="http://schemas.microsoft.com/office/drawing/2016/ink" xmlns:am3d="http://schemas.microsoft.com/office/drawing/2017/model3d" xmlns:o="urn:schemas-microsoft-com:office:office" xmlns:oel="http://schemas.microsoft.com/office/2019/extlst" xmlns:r="http://schemas.openxmlformats.org/officeDocument/2006/relationships" xmlns:m="http://schemas.openxmlformats.org/officeDocument/2006/math" xmlns:v="urn:schemas-microsoft-com:vml" xmlns:wp14="http://schemas.microsoft.com/office/word/2010/wordprocessingDrawing" xmlns:wp="http://schemas.openxmlformats.org/drawingml/2006/wordprocessingDrawing" xmlns:w10="urn:schemas-microsoft-com:office:word" xmlns:w="http://schemas.openxmlformats.org/wordprocessingml/2006/main" xmlns:w14="http://schemas.microsoft.com/office/word/2010/wordml" xmlns:w15="http://schemas.microsoft.com/office/word/2012/wordml" xmlns:w16cex="http://schemas.microsoft.com/office/word/2018/wordml/cex" xmlns:w16cid="http://schemas.microsoft.com/office/word/2016/wordml/cid" xmlns:w16="http://schemas.microsoft.com/office/word/2018/wordml" xmlns:w16du="http://schemas.microsoft.com/office/word/2023/wordml/word16du" xmlns:w16sdtdh="http://schemas.microsoft.com/office/word/2020/wordml/sdtdatahash" xmlns:w16sdtfl="http://schemas.microsoft.com/office/word/2024/wordml/sdtformatlock" xmlns:w16se="http://schemas.microsoft.com/office/word/2015/wordml/symex" xmlns:wpg="http://schemas.microsoft.com/office/word/2010/wordprocessingGroup" xmlns:wpi="http://schemas.microsoft.com/office/word/2010/wordprocessingInk" xmlns:wne="http://schemas.microsoft.com/office/word/2006/wordml" xmlns:wps="http://schemas.microsoft.com/office/word/2010/wordprocessingShape" mc:Ignorable="w14 w15 w16se w16cid w16 w16cex w16sdtdh w16sdtfl w16du wp14">
   <w:body>
+    <w:tbl>
+      <w:tblPr>
+        <w:tblStyle w:val="af9"/>
+        <w:tblpPr w:leftFromText="142" w:rightFromText="142" w:vertAnchor="text" w:horzAnchor="margin" w:tblpY="241"/>
+        <w:tblW w:w="0" w:type="auto"/>
+        <w:tblBorders>
+          <w:left w:val="none" w:sz="0" w:space="0" w:color="auto"/>
+          <w:right w:val="none" w:sz="0" w:space="0" w:color="auto"/>
+          <w:insideH w:val="none" w:sz="0" w:space="0" w:color="auto"/>
+          <w:insideV w:val="none" w:sz="0" w:space="0" w:color="auto"/>
+        </w:tblBorders>
+        <w:tblLook w:val="04A0" w:firstRow="1" w:lastRow="0" w:firstColumn="1" w:lastColumn="0" w:noHBand="0" w:noVBand="1"/>
+      </w:tblPr>
+      <w:tblGrid>
+        <w:gridCol w:w="10082"/>
+      </w:tblGrid>
+      <w:tr>
+        <w:tc>
+          <w:tcPr>
+            <w:tcW w:w="10456" w:type="dxa"/>
+            <w:tcBorders>
+              <w:top w:val="double" w:sz="12" w:space="0" w:color="auto"/>
+              <w:bottom w:val="double" w:sz="12" w:space="0" w:color="auto"/>
+            </w:tcBorders>
+          </w:tcPr>
+          <w:p>
+            <w:pPr>
+              <w:spacing w:before="240" w:line="259" w:lineRule="auto"/>
+              <w:jc w:val="center"/>
+              <w:rPr>
+                <w:rFonts w:ascii="함초롬바탕" w:eastAsia="함초롬바탕" w:hAnsi="함초롬바탕" w:cs="함초롬바탕"/>
+                <w:b/>
+                <w:bCs/>
+                <w:sz w:val="110"/>
+                <w:szCs w:val="110"/>
+                <w:lang w:eastAsia="ko-KR"/>
+              </w:rPr>
+            </w:pPr>
+            <w:r>
+              <w:rPr>
+                <w:rFonts w:ascii="함초롬바탕" w:eastAsia="함초롬바탕" w:hAnsi="함초롬바탕" w:cs="함초롬바탕" w:hint="eastAsia"/>
+                <w:b/>
+                <w:bCs/>
+                <w:sz w:val="110"/>
+                <w:szCs w:val="110"/>
+              </w:rPr>
+              <w:t>R</w:t>
+            </w:r>
+            <w:r>
+              <w:rPr>
+                <w:rFonts w:ascii="함초롬바탕" w:eastAsia="함초롬바탕" w:hAnsi="함초롬바탕" w:cs="함초롬바탕"/>
+                <w:b/>
+                <w:bCs/>
+                <w:sz w:val="110"/>
+                <w:szCs w:val="110"/>
+              </w:rPr>
+              <w:t>EPORT</w:t>
+            </w:r>
+          </w:p>
+        </w:tc>
+      </w:tr>
+    </w:tbl>
     <w:p>
       <w:pPr>
-        <w:spacing w:before="2200"/>
-        <w:jc w:val="center"/>
-        <w:rPr>
-          <w:rFonts w:ascii="맑은 고딕" w:hAnsi="맑은 고딕"/>
-          <w:lang w:eastAsia="ko-KR"/>
-        </w:rPr>
-      </w:pPr>
-      <w:r>
-        <w:rPr>
-          <w:rFonts w:ascii="맑은 고딕" w:hAnsi="맑은 고딕"/>
+        <w:rPr>
           <w:b/>
-          <w:color w:val="111827"/>
-          <w:sz w:val="52"/>
-          <w:lang w:eastAsia="ko-KR"/>
-        </w:rPr>
-        <w:t>OLLY 최종 보고서</w:t>
-      </w:r>
+          <w:bCs/>
+          <w:noProof/>
+          <w:sz w:val="36"/>
+          <w:szCs w:val="36"/>
+        </w:rPr>
+      </w:pPr>
     </w:p>
     <w:p>
       <w:pPr>
-        <w:jc w:val="center"/>
-        <w:rPr>
-          <w:rFonts w:ascii="맑은 고딕" w:hAnsi="맑은 고딕"/>
-          <w:lang w:eastAsia="ko-KR"/>
-        </w:rPr>
-      </w:pPr>
-      <w:r>
-        <w:rPr>
-          <w:rFonts w:ascii="맑은 고딕" w:hAnsi="맑은 고딕"/>
+        <w:rPr>
           <w:b/>
-          <w:color w:val="4F46E5"/>
-          <w:sz w:val="30"/>
-          <w:lang w:eastAsia="ko-KR"/>
-        </w:rPr>
-        <w:t xml:space="preserve">실무형 LLM 서비스 </w:t>
-      </w:r>
-      <w:proofErr w:type="spellStart"/>
-      <w:r>
-        <w:rPr>
-          <w:rFonts w:ascii="맑은 고딕" w:hAnsi="맑은 고딕"/>
+          <w:bCs/>
+          <w:noProof/>
+          <w:sz w:val="36"/>
+          <w:szCs w:val="36"/>
+        </w:rPr>
+      </w:pPr>
+      <w:r>
+        <w:rPr>
+          <w:rFonts w:ascii="함초롬바탕" w:eastAsia="함초롬바탕" w:hAnsi="함초롬바탕" w:cs="함초롬바탕"/>
           <w:b/>
-          <w:color w:val="4F46E5"/>
-          <w:sz w:val="30"/>
-          <w:lang w:eastAsia="ko-KR"/>
-        </w:rPr>
-        <w:t>관측성</w:t>
-      </w:r>
-      <w:proofErr w:type="spellEnd"/>
-      <w:r>
-        <w:rPr>
-          <w:rFonts w:ascii="맑은 고딕" w:hAnsi="맑은 고딕"/>
-          <w:b/>
-          <w:color w:val="4F46E5"/>
-          <w:sz w:val="30"/>
-          <w:lang w:eastAsia="ko-KR"/>
-        </w:rPr>
-        <w:t xml:space="preserve"> 플랫폼 MVP</w:t>
+          <w:bCs/>
+          <w:noProof/>
+          <w:sz w:val="72"/>
+          <w:szCs w:val="72"/>
+          <w:u w:val="single"/>
+        </w:rPr>
+        <w:drawing>
+          <wp:anchor distT="0" distB="0" distL="114300" distR="114300" simplePos="0" relativeHeight="251659264" behindDoc="1" locked="0" layoutInCell="1" allowOverlap="1" wp14:anchorId="07F76A11" wp14:editId="39ACD44F">
+            <wp:simplePos x="0" y="0"/>
+            <wp:positionH relativeFrom="margin">
+              <wp:align>center</wp:align>
+            </wp:positionH>
+            <wp:positionV relativeFrom="margin">
+              <wp:posOffset>2331720</wp:posOffset>
+            </wp:positionV>
+            <wp:extent cx="4317331" cy="3489960"/>
+            <wp:effectExtent l="0" t="0" r="0" b="0"/>
+            <wp:wrapNone/>
+            <wp:docPr id="1063181730" name="그림 1063181730" descr="단국대학교 - 나무위키"/>
+            <wp:cNvGraphicFramePr>
+              <a:graphicFrameLocks xmlns:a="http://schemas.openxmlformats.org/drawingml/2006/main" noChangeAspect="1"/>
+            </wp:cNvGraphicFramePr>
+            <a:graphic xmlns:a="http://schemas.openxmlformats.org/drawingml/2006/main">
+              <a:graphicData uri="http://schemas.openxmlformats.org/drawingml/2006/picture">
+                <pic:pic xmlns:pic="http://schemas.openxmlformats.org/drawingml/2006/picture">
+                  <pic:nvPicPr>
+                    <pic:cNvPr id="0" name="Picture 1" descr="단국대학교 - 나무위키"/>
+                    <pic:cNvPicPr>
+                      <a:picLocks noChangeAspect="1" noChangeArrowheads="1"/>
+                    </pic:cNvPicPr>
+                  </pic:nvPicPr>
+                  <pic:blipFill rotWithShape="1">
+                    <a:blip r:embed="rId6">
+                      <a:alphaModFix/>
+                      <a:extLst>
+                        <a:ext uri="{28A0092B-C50C-407E-A947-70E740481C1C}">
+                          <a14:useLocalDpi xmlns:a14="http://schemas.microsoft.com/office/drawing/2010/main" val="0"/>
+                        </a:ext>
+                      </a:extLst>
+                    </a:blip>
+                    <a:srcRect t="11846" b="10427"/>
+                    <a:stretch/>
+                  </pic:blipFill>
+                  <pic:spPr bwMode="auto">
+                    <a:xfrm>
+                      <a:off x="0" y="0"/>
+                      <a:ext cx="4317331" cy="3489960"/>
+                    </a:xfrm>
+                    <a:prstGeom prst="rect">
+                      <a:avLst/>
+                    </a:prstGeom>
+                    <a:noFill/>
+                    <a:ln>
+                      <a:noFill/>
+                    </a:ln>
+                    <a:extLst>
+                      <a:ext uri="{53640926-AAD7-44D8-BBD7-CCE9431645EC}">
+                        <a14:shadowObscured xmlns:a14="http://schemas.microsoft.com/office/drawing/2010/main"/>
+                      </a:ext>
+                    </a:extLst>
+                  </pic:spPr>
+                </pic:pic>
+              </a:graphicData>
+            </a:graphic>
+            <wp14:sizeRelH relativeFrom="margin">
+              <wp14:pctWidth>0</wp14:pctWidth>
+            </wp14:sizeRelH>
+            <wp14:sizeRelV relativeFrom="margin">
+              <wp14:pctHeight>0</wp14:pctHeight>
+            </wp14:sizeRelV>
+          </wp:anchor>
+        </w:drawing>
       </w:r>
     </w:p>
     <w:p>
       <w:pPr>
-        <w:spacing w:before="400"/>
-        <w:jc w:val="center"/>
-        <w:rPr>
-          <w:rFonts w:ascii="맑은 고딕" w:hAnsi="맑은 고딕"/>
-          <w:lang w:eastAsia="ko-KR"/>
-        </w:rPr>
-      </w:pPr>
-      <w:r>
-        <w:rPr>
-          <w:rFonts w:ascii="맑은 고딕" w:hAnsi="맑은 고딕"/>
-          <w:color w:val="374151"/>
-          <w:sz w:val="22"/>
-          <w:lang w:eastAsia="ko-KR"/>
-        </w:rPr>
-        <w:t xml:space="preserve">Kubernetes, </w:t>
-      </w:r>
-      <w:proofErr w:type="spellStart"/>
-      <w:r>
-        <w:rPr>
-          <w:rFonts w:ascii="맑은 고딕" w:hAnsi="맑은 고딕"/>
-          <w:color w:val="374151"/>
-          <w:sz w:val="22"/>
-          <w:lang w:eastAsia="ko-KR"/>
-        </w:rPr>
-        <w:t>OpenTelemetry</w:t>
-      </w:r>
-      <w:proofErr w:type="spellEnd"/>
-      <w:r>
-        <w:rPr>
-          <w:rFonts w:ascii="맑은 고딕" w:hAnsi="맑은 고딕"/>
-          <w:color w:val="374151"/>
-          <w:sz w:val="22"/>
-          <w:lang w:eastAsia="ko-KR"/>
-        </w:rPr>
-        <w:t xml:space="preserve">, Prometheus, Jaeger 기반 운영 </w:t>
-      </w:r>
-      <w:proofErr w:type="spellStart"/>
-      <w:r>
-        <w:rPr>
-          <w:rFonts w:ascii="맑은 고딕" w:hAnsi="맑은 고딕"/>
-          <w:color w:val="374151"/>
-          <w:sz w:val="22"/>
-          <w:lang w:eastAsia="ko-KR"/>
-        </w:rPr>
-        <w:t>관측성</w:t>
-      </w:r>
-      <w:proofErr w:type="spellEnd"/>
-      <w:r>
-        <w:rPr>
-          <w:rFonts w:ascii="맑은 고딕" w:hAnsi="맑은 고딕"/>
-          <w:color w:val="374151"/>
-          <w:sz w:val="22"/>
-          <w:lang w:eastAsia="ko-KR"/>
-        </w:rPr>
-        <w:t xml:space="preserve"> 구현</w:t>
-      </w:r>
+        <w:rPr>
+          <w:b/>
+          <w:bCs/>
+          <w:noProof/>
+          <w:sz w:val="36"/>
+          <w:szCs w:val="36"/>
+        </w:rPr>
+      </w:pPr>
     </w:p>
     <w:p>
       <w:pPr>
-        <w:spacing w:before="1800"/>
-        <w:jc w:val="center"/>
-        <w:rPr>
-          <w:rFonts w:ascii="맑은 고딕" w:hAnsi="맑은 고딕"/>
-          <w:lang w:eastAsia="ko-KR"/>
-        </w:rPr>
-      </w:pPr>
-      <w:proofErr w:type="spellStart"/>
-      <w:r>
-        <w:rPr>
-          <w:rFonts w:ascii="맑은 고딕" w:hAnsi="맑은 고딕"/>
-          <w:color w:val="111827"/>
-          <w:sz w:val="22"/>
-          <w:lang w:eastAsia="ko-KR"/>
-        </w:rPr>
-        <w:t>오픈소스분석</w:t>
-      </w:r>
-      <w:proofErr w:type="spellEnd"/>
-      <w:r>
-        <w:rPr>
-          <w:rFonts w:ascii="맑은 고딕" w:hAnsi="맑은 고딕"/>
-          <w:color w:val="111827"/>
-          <w:sz w:val="22"/>
-          <w:lang w:eastAsia="ko-KR"/>
-        </w:rPr>
-        <w:t>(클라우드) | 5조</w:t>
-      </w:r>
+        <w:rPr>
+          <w:b/>
+          <w:bCs/>
+          <w:noProof/>
+          <w:sz w:val="36"/>
+          <w:szCs w:val="36"/>
+        </w:rPr>
+      </w:pPr>
     </w:p>
     <w:p>
       <w:pPr>
-        <w:jc w:val="center"/>
-        <w:rPr>
-          <w:rFonts w:ascii="맑은 고딕" w:hAnsi="맑은 고딕" w:hint="eastAsia"/>
-          <w:lang w:eastAsia="ko-KR"/>
-        </w:rPr>
-      </w:pPr>
-      <w:proofErr w:type="spellStart"/>
-      <w:r>
-        <w:rPr>
-          <w:rFonts w:ascii="맑은 고딕" w:hAnsi="맑은 고딕"/>
-          <w:lang w:eastAsia="ko-KR"/>
-        </w:rPr>
-        <w:t>최호준</w:t>
-      </w:r>
-      <w:proofErr w:type="spellEnd"/>
-      <w:r>
-        <w:rPr>
-          <w:rFonts w:ascii="맑은 고딕" w:hAnsi="맑은 고딕"/>
-          <w:lang w:eastAsia="ko-KR"/>
-        </w:rPr>
-        <w:t>(32215116) | 이용찬(32213336) |  조하은(32234364)</w:t>
-      </w:r>
-      <w:r>
-        <w:rPr>
-          <w:rFonts w:ascii="맑은 고딕" w:hAnsi="맑은 고딕" w:hint="eastAsia"/>
-          <w:lang w:eastAsia="ko-KR"/>
-        </w:rPr>
-        <w:t xml:space="preserve"> | </w:t>
-      </w:r>
-      <w:r>
-        <w:rPr>
-          <w:rFonts w:ascii="맑은 고딕" w:hAnsi="맑은 고딕"/>
-          <w:lang w:eastAsia="ko-KR"/>
-        </w:rPr>
-        <w:t>박주희(32221902)</w:t>
+        <w:tabs>
+          <w:tab w:val="left" w:pos="7824"/>
+        </w:tabs>
+        <w:rPr>
+          <w:b/>
+          <w:bCs/>
+          <w:noProof/>
+          <w:sz w:val="36"/>
+          <w:szCs w:val="36"/>
+        </w:rPr>
+      </w:pPr>
+      <w:r>
+        <w:rPr>
+          <w:b/>
+          <w:bCs/>
+          <w:noProof/>
+          <w:sz w:val="36"/>
+          <w:szCs w:val="36"/>
+        </w:rPr>
+        <w:tab/>
       </w:r>
     </w:p>
     <w:p>
       <w:pPr>
         <w:rPr>
-          <w:rFonts w:ascii="맑은 고딕" w:hAnsi="맑은 고딕"/>
-          <w:lang w:eastAsia="ko-KR"/>
+          <w:b/>
+          <w:bCs/>
+          <w:noProof/>
+          <w:sz w:val="36"/>
+          <w:szCs w:val="36"/>
         </w:rPr>
       </w:pPr>
     </w:p>
     <w:p>
       <w:pPr>
         <w:rPr>
-          <w:rFonts w:ascii="맑은 고딕" w:hAnsi="맑은 고딕"/>
+          <w:b/>
+          <w:bCs/>
+          <w:noProof/>
+          <w:sz w:val="36"/>
+          <w:szCs w:val="36"/>
           <w:lang w:eastAsia="ko-KR"/>
         </w:rPr>
       </w:pPr>
@@ -210,7 +235,12 @@
     <w:p>
       <w:pPr>
         <w:rPr>
-          <w:rFonts w:ascii="맑은 고딕" w:hAnsi="맑은 고딕"/>
+          <w:rFonts w:hint="eastAsia"/>
+          <w:b/>
+          <w:bCs/>
+          <w:noProof/>
+          <w:sz w:val="36"/>
+          <w:szCs w:val="36"/>
           <w:lang w:eastAsia="ko-KR"/>
         </w:rPr>
       </w:pPr>
@@ -218,66 +248,608 @@
     <w:p>
       <w:pPr>
         <w:rPr>
-          <w:rFonts w:ascii="맑은 고딕" w:hAnsi="맑은 고딕"/>
-          <w:lang w:eastAsia="ko-KR"/>
-        </w:rPr>
-      </w:pPr>
+          <w:b/>
+          <w:bCs/>
+          <w:noProof/>
+          <w:sz w:val="44"/>
+          <w:szCs w:val="44"/>
+        </w:rPr>
+      </w:pPr>
+    </w:p>
+    <w:tbl>
+      <w:tblPr>
+        <w:tblStyle w:val="af9"/>
+        <w:tblpPr w:leftFromText="142" w:rightFromText="142" w:vertAnchor="page" w:horzAnchor="margin" w:tblpY="12992"/>
+        <w:tblW w:w="10432" w:type="dxa"/>
+        <w:tblBorders>
+          <w:top w:val="dotted" w:sz="4" w:space="0" w:color="auto"/>
+          <w:left w:val="none" w:sz="0" w:space="0" w:color="auto"/>
+          <w:bottom w:val="dotted" w:sz="4" w:space="0" w:color="auto"/>
+          <w:right w:val="none" w:sz="0" w:space="0" w:color="auto"/>
+          <w:insideH w:val="none" w:sz="0" w:space="0" w:color="auto"/>
+          <w:insideV w:val="none" w:sz="0" w:space="0" w:color="auto"/>
+        </w:tblBorders>
+        <w:tblLayout w:type="fixed"/>
+        <w:tblLook w:val="04A0" w:firstRow="1" w:lastRow="0" w:firstColumn="1" w:lastColumn="0" w:noHBand="0" w:noVBand="1"/>
+      </w:tblPr>
+      <w:tblGrid>
+        <w:gridCol w:w="2608"/>
+        <w:gridCol w:w="2608"/>
+        <w:gridCol w:w="2608"/>
+        <w:gridCol w:w="2608"/>
+      </w:tblGrid>
+      <w:tr>
+        <w:trPr>
+          <w:trHeight w:val="794"/>
+        </w:trPr>
+        <w:tc>
+          <w:tcPr>
+            <w:tcW w:w="2608" w:type="dxa"/>
+            <w:tcBorders>
+              <w:top w:val="single" w:sz="4" w:space="0" w:color="auto"/>
+              <w:bottom w:val="single" w:sz="4" w:space="0" w:color="auto"/>
+            </w:tcBorders>
+            <w:vAlign w:val="center"/>
+          </w:tcPr>
+          <w:p>
+            <w:pPr>
+              <w:jc w:val="center"/>
+              <w:rPr>
+                <w:rFonts w:ascii="함초롬바탕" w:eastAsia="함초롬바탕" w:hAnsi="함초롬바탕" w:cs="함초롬바탕"/>
+                <w:b/>
+                <w:bCs/>
+                <w:sz w:val="36"/>
+                <w:szCs w:val="36"/>
+              </w:rPr>
+            </w:pPr>
+            <w:proofErr w:type="spellStart"/>
+            <w:r>
+              <w:rPr>
+                <w:rFonts w:ascii="함초롬바탕" w:eastAsia="함초롬바탕" w:hAnsi="함초롬바탕" w:cs="함초롬바탕" w:hint="eastAsia"/>
+                <w:b/>
+                <w:bCs/>
+                <w:sz w:val="36"/>
+                <w:szCs w:val="36"/>
+              </w:rPr>
+              <w:t>과목명</w:t>
+            </w:r>
+            <w:proofErr w:type="spellEnd"/>
+          </w:p>
+        </w:tc>
+        <w:tc>
+          <w:tcPr>
+            <w:tcW w:w="2608" w:type="dxa"/>
+            <w:tcBorders>
+              <w:top w:val="single" w:sz="4" w:space="0" w:color="auto"/>
+              <w:bottom w:val="single" w:sz="4" w:space="0" w:color="auto"/>
+            </w:tcBorders>
+            <w:vAlign w:val="center"/>
+          </w:tcPr>
+          <w:p>
+            <w:pPr>
+              <w:jc w:val="center"/>
+              <w:rPr>
+                <w:rFonts w:ascii="함초롬바탕" w:eastAsia="함초롬바탕" w:hAnsi="함초롬바탕" w:cs="함초롬바탕" w:hint="eastAsia"/>
+                <w:b/>
+                <w:bCs/>
+                <w:sz w:val="36"/>
+                <w:szCs w:val="36"/>
+                <w:lang w:eastAsia="ko-KR"/>
+              </w:rPr>
+            </w:pPr>
+            <w:r>
+              <w:rPr>
+                <w:rFonts w:ascii="함초롬바탕" w:eastAsia="함초롬바탕" w:hAnsi="함초롬바탕" w:cs="함초롬바탕" w:hint="eastAsia"/>
+                <w:b/>
+                <w:bCs/>
+                <w:sz w:val="36"/>
+                <w:szCs w:val="36"/>
+                <w:lang w:eastAsia="ko-KR"/>
+              </w:rPr>
+              <w:t>오픈소스</w:t>
+            </w:r>
+            <w:r>
+              <w:rPr>
+                <w:rFonts w:ascii="함초롬바탕" w:eastAsia="함초롬바탕" w:hAnsi="함초롬바탕" w:cs="함초롬바탕"/>
+                <w:b/>
+                <w:bCs/>
+                <w:sz w:val="36"/>
+                <w:szCs w:val="36"/>
+                <w:lang w:eastAsia="ko-KR"/>
+              </w:rPr>
+              <w:t>SW</w:t>
+            </w:r>
+            <w:r>
+              <w:rPr>
+                <w:rFonts w:ascii="함초롬바탕" w:eastAsia="함초롬바탕" w:hAnsi="함초롬바탕" w:cs="함초롬바탕" w:hint="eastAsia"/>
+                <w:b/>
+                <w:bCs/>
+                <w:sz w:val="36"/>
+                <w:szCs w:val="36"/>
+                <w:lang w:eastAsia="ko-KR"/>
+              </w:rPr>
+              <w:t>분석</w:t>
+            </w:r>
+            <w:r>
+              <w:rPr>
+                <w:rFonts w:ascii="함초롬바탕" w:eastAsia="함초롬바탕" w:hAnsi="함초롬바탕" w:cs="함초롬바탕"/>
+                <w:b/>
+                <w:bCs/>
+                <w:sz w:val="36"/>
+                <w:szCs w:val="36"/>
+                <w:lang w:eastAsia="ko-KR"/>
+              </w:rPr>
+              <w:br/>
+            </w:r>
+            <w:r>
+              <w:rPr>
+                <w:rFonts w:ascii="함초롬바탕" w:eastAsia="함초롬바탕" w:hAnsi="함초롬바탕" w:cs="함초롬바탕" w:hint="eastAsia"/>
+                <w:b/>
+                <w:bCs/>
+                <w:sz w:val="36"/>
+                <w:szCs w:val="36"/>
+                <w:lang w:eastAsia="ko-KR"/>
+              </w:rPr>
+              <w:t>(클라우드)</w:t>
+            </w:r>
+          </w:p>
+        </w:tc>
+        <w:tc>
+          <w:tcPr>
+            <w:tcW w:w="2608" w:type="dxa"/>
+            <w:tcBorders>
+              <w:top w:val="single" w:sz="4" w:space="0" w:color="auto"/>
+              <w:bottom w:val="single" w:sz="4" w:space="0" w:color="auto"/>
+            </w:tcBorders>
+            <w:vAlign w:val="center"/>
+          </w:tcPr>
+          <w:p>
+            <w:pPr>
+              <w:jc w:val="center"/>
+              <w:rPr>
+                <w:rFonts w:ascii="함초롬바탕" w:eastAsia="함초롬바탕" w:hAnsi="함초롬바탕" w:cs="함초롬바탕"/>
+                <w:b/>
+                <w:bCs/>
+                <w:sz w:val="36"/>
+                <w:szCs w:val="36"/>
+              </w:rPr>
+            </w:pPr>
+            <w:proofErr w:type="spellStart"/>
+            <w:r>
+              <w:rPr>
+                <w:rFonts w:ascii="함초롬바탕" w:eastAsia="함초롬바탕" w:hAnsi="함초롬바탕" w:cs="함초롬바탕" w:hint="eastAsia"/>
+                <w:b/>
+                <w:bCs/>
+                <w:sz w:val="36"/>
+                <w:szCs w:val="36"/>
+              </w:rPr>
+              <w:t>담당교수</w:t>
+            </w:r>
+            <w:proofErr w:type="spellEnd"/>
+          </w:p>
+        </w:tc>
+        <w:tc>
+          <w:tcPr>
+            <w:tcW w:w="2608" w:type="dxa"/>
+            <w:tcBorders>
+              <w:top w:val="single" w:sz="4" w:space="0" w:color="auto"/>
+              <w:bottom w:val="single" w:sz="4" w:space="0" w:color="auto"/>
+            </w:tcBorders>
+            <w:vAlign w:val="center"/>
+          </w:tcPr>
+          <w:p>
+            <w:pPr>
+              <w:jc w:val="center"/>
+              <w:rPr>
+                <w:rFonts w:ascii="함초롬바탕" w:eastAsia="함초롬바탕" w:hAnsi="함초롬바탕" w:cs="함초롬바탕" w:hint="eastAsia"/>
+                <w:b/>
+                <w:bCs/>
+                <w:sz w:val="36"/>
+                <w:szCs w:val="36"/>
+                <w:u w:val="single"/>
+                <w:lang w:eastAsia="ko-KR"/>
+              </w:rPr>
+            </w:pPr>
+            <w:r>
+              <w:rPr>
+                <w:rFonts w:ascii="함초롬바탕" w:eastAsia="함초롬바탕" w:hAnsi="함초롬바탕" w:cs="함초롬바탕" w:hint="eastAsia"/>
+                <w:b/>
+                <w:bCs/>
+                <w:sz w:val="36"/>
+                <w:szCs w:val="36"/>
+                <w:u w:val="single"/>
+                <w:lang w:eastAsia="ko-KR"/>
+              </w:rPr>
+              <w:t>남재현 교수님</w:t>
+            </w:r>
+          </w:p>
+        </w:tc>
+      </w:tr>
+      <w:tr>
+        <w:trPr>
+          <w:trHeight w:val="794"/>
+        </w:trPr>
+        <w:tc>
+          <w:tcPr>
+            <w:tcW w:w="2608" w:type="dxa"/>
+            <w:tcBorders>
+              <w:top w:val="single" w:sz="4" w:space="0" w:color="auto"/>
+              <w:bottom w:val="single" w:sz="4" w:space="0" w:color="auto"/>
+            </w:tcBorders>
+            <w:vAlign w:val="center"/>
+          </w:tcPr>
+          <w:p>
+            <w:pPr>
+              <w:jc w:val="center"/>
+              <w:rPr>
+                <w:rFonts w:ascii="함초롬바탕" w:eastAsia="함초롬바탕" w:hAnsi="함초롬바탕" w:cs="함초롬바탕" w:hint="eastAsia"/>
+                <w:sz w:val="36"/>
+                <w:szCs w:val="36"/>
+                <w:lang w:eastAsia="ko-KR"/>
+              </w:rPr>
+            </w:pPr>
+            <w:proofErr w:type="spellStart"/>
+            <w:r>
+              <w:rPr>
+                <w:rFonts w:ascii="함초롬바탕" w:eastAsia="함초롬바탕" w:hAnsi="함초롬바탕" w:cs="함초롬바탕" w:hint="eastAsia"/>
+                <w:sz w:val="36"/>
+                <w:szCs w:val="36"/>
+                <w:lang w:eastAsia="ko-KR"/>
+              </w:rPr>
+              <w:t>최호준</w:t>
+            </w:r>
+            <w:proofErr w:type="spellEnd"/>
+            <w:r>
+              <w:rPr>
+                <w:rFonts w:ascii="함초롬바탕" w:eastAsia="함초롬바탕" w:hAnsi="함초롬바탕" w:cs="함초롬바탕"/>
+                <w:sz w:val="36"/>
+                <w:szCs w:val="36"/>
+                <w:lang w:eastAsia="ko-KR"/>
+              </w:rPr>
+              <w:br/>
+            </w:r>
+            <w:r>
+              <w:rPr>
+                <w:rFonts w:ascii="함초롬바탕" w:eastAsia="함초롬바탕" w:hAnsi="함초롬바탕" w:cs="함초롬바탕" w:hint="eastAsia"/>
+                <w:sz w:val="36"/>
+                <w:szCs w:val="36"/>
+                <w:lang w:eastAsia="ko-KR"/>
+              </w:rPr>
+              <w:t>(</w:t>
+            </w:r>
+            <w:r>
+              <w:rPr>
+                <w:rFonts w:ascii="함초롬바탕" w:eastAsia="함초롬바탕" w:hAnsi="함초롬바탕" w:cs="함초롬바탕"/>
+                <w:sz w:val="36"/>
+                <w:szCs w:val="36"/>
+                <w:lang w:eastAsia="ko-KR"/>
+              </w:rPr>
+              <w:t>32215116</w:t>
+            </w:r>
+            <w:r>
+              <w:rPr>
+                <w:rFonts w:ascii="함초롬바탕" w:eastAsia="함초롬바탕" w:hAnsi="함초롬바탕" w:cs="함초롬바탕" w:hint="eastAsia"/>
+                <w:sz w:val="36"/>
+                <w:szCs w:val="36"/>
+                <w:lang w:eastAsia="ko-KR"/>
+              </w:rPr>
+              <w:t>)</w:t>
+            </w:r>
+          </w:p>
+        </w:tc>
+        <w:tc>
+          <w:tcPr>
+            <w:tcW w:w="2608" w:type="dxa"/>
+            <w:tcBorders>
+              <w:top w:val="single" w:sz="4" w:space="0" w:color="auto"/>
+              <w:bottom w:val="single" w:sz="4" w:space="0" w:color="auto"/>
+            </w:tcBorders>
+            <w:vAlign w:val="center"/>
+          </w:tcPr>
+          <w:p>
+            <w:pPr>
+              <w:jc w:val="center"/>
+              <w:rPr>
+                <w:rFonts w:ascii="함초롬바탕" w:eastAsia="함초롬바탕" w:hAnsi="함초롬바탕" w:cs="함초롬바탕" w:hint="eastAsia"/>
+                <w:sz w:val="36"/>
+                <w:szCs w:val="36"/>
+                <w:lang w:eastAsia="ko-KR"/>
+              </w:rPr>
+            </w:pPr>
+            <w:r>
+              <w:rPr>
+                <w:rFonts w:ascii="함초롬바탕" w:eastAsia="함초롬바탕" w:hAnsi="함초롬바탕" w:cs="함초롬바탕" w:hint="eastAsia"/>
+                <w:sz w:val="36"/>
+                <w:szCs w:val="36"/>
+                <w:lang w:eastAsia="ko-KR"/>
+              </w:rPr>
+              <w:t>이용찬</w:t>
+            </w:r>
+            <w:r>
+              <w:rPr>
+                <w:rFonts w:ascii="함초롬바탕" w:eastAsia="함초롬바탕" w:hAnsi="함초롬바탕" w:cs="함초롬바탕"/>
+                <w:sz w:val="36"/>
+                <w:szCs w:val="36"/>
+                <w:lang w:eastAsia="ko-KR"/>
+              </w:rPr>
+              <w:br/>
+            </w:r>
+            <w:r>
+              <w:rPr>
+                <w:rFonts w:ascii="함초롬바탕" w:eastAsia="함초롬바탕" w:hAnsi="함초롬바탕" w:cs="함초롬바탕" w:hint="eastAsia"/>
+                <w:sz w:val="36"/>
+                <w:szCs w:val="36"/>
+                <w:lang w:eastAsia="ko-KR"/>
+              </w:rPr>
+              <w:t>(32213336)</w:t>
+            </w:r>
+          </w:p>
+        </w:tc>
+        <w:tc>
+          <w:tcPr>
+            <w:tcW w:w="2608" w:type="dxa"/>
+            <w:tcBorders>
+              <w:top w:val="single" w:sz="4" w:space="0" w:color="auto"/>
+              <w:bottom w:val="single" w:sz="4" w:space="0" w:color="auto"/>
+            </w:tcBorders>
+            <w:vAlign w:val="center"/>
+          </w:tcPr>
+          <w:p>
+            <w:pPr>
+              <w:jc w:val="center"/>
+              <w:rPr>
+                <w:rFonts w:ascii="함초롬바탕" w:eastAsia="함초롬바탕" w:hAnsi="함초롬바탕" w:cs="함초롬바탕" w:hint="eastAsia"/>
+                <w:sz w:val="36"/>
+                <w:szCs w:val="36"/>
+                <w:lang w:eastAsia="ko-KR"/>
+              </w:rPr>
+            </w:pPr>
+            <w:r>
+              <w:rPr>
+                <w:rFonts w:ascii="함초롬바탕" w:eastAsia="함초롬바탕" w:hAnsi="함초롬바탕" w:cs="함초롬바탕" w:hint="eastAsia"/>
+                <w:sz w:val="36"/>
+                <w:szCs w:val="36"/>
+                <w:lang w:eastAsia="ko-KR"/>
+              </w:rPr>
+              <w:t>조하은</w:t>
+            </w:r>
+            <w:r>
+              <w:rPr>
+                <w:rFonts w:ascii="함초롬바탕" w:eastAsia="함초롬바탕" w:hAnsi="함초롬바탕" w:cs="함초롬바탕"/>
+                <w:sz w:val="36"/>
+                <w:szCs w:val="36"/>
+                <w:lang w:eastAsia="ko-KR"/>
+              </w:rPr>
+              <w:br/>
+            </w:r>
+            <w:r>
+              <w:rPr>
+                <w:rFonts w:ascii="함초롬바탕" w:eastAsia="함초롬바탕" w:hAnsi="함초롬바탕" w:cs="함초롬바탕" w:hint="eastAsia"/>
+                <w:sz w:val="36"/>
+                <w:szCs w:val="36"/>
+                <w:lang w:eastAsia="ko-KR"/>
+              </w:rPr>
+              <w:t>(32234364)</w:t>
+            </w:r>
+          </w:p>
+        </w:tc>
+        <w:tc>
+          <w:tcPr>
+            <w:tcW w:w="2608" w:type="dxa"/>
+            <w:tcBorders>
+              <w:top w:val="single" w:sz="4" w:space="0" w:color="auto"/>
+              <w:bottom w:val="single" w:sz="4" w:space="0" w:color="auto"/>
+            </w:tcBorders>
+            <w:vAlign w:val="center"/>
+          </w:tcPr>
+          <w:p>
+            <w:pPr>
+              <w:jc w:val="center"/>
+              <w:rPr>
+                <w:rFonts w:ascii="함초롬바탕" w:eastAsia="함초롬바탕" w:hAnsi="함초롬바탕" w:cs="함초롬바탕"/>
+                <w:sz w:val="36"/>
+                <w:szCs w:val="36"/>
+                <w:u w:val="single"/>
+                <w:lang w:eastAsia="ko-KR"/>
+              </w:rPr>
+            </w:pPr>
+            <w:r>
+              <w:rPr>
+                <w:rFonts w:ascii="함초롬바탕" w:eastAsia="함초롬바탕" w:hAnsi="함초롬바탕" w:cs="함초롬바탕" w:hint="eastAsia"/>
+                <w:sz w:val="36"/>
+                <w:szCs w:val="36"/>
+                <w:u w:val="single"/>
+                <w:lang w:eastAsia="ko-KR"/>
+              </w:rPr>
+              <w:t>박주희</w:t>
+            </w:r>
+          </w:p>
+          <w:p>
+            <w:pPr>
+              <w:jc w:val="center"/>
+              <w:rPr>
+                <w:rFonts w:ascii="함초롬바탕" w:eastAsia="함초롬바탕" w:hAnsi="함초롬바탕" w:cs="함초롬바탕" w:hint="eastAsia"/>
+                <w:sz w:val="36"/>
+                <w:szCs w:val="36"/>
+                <w:u w:val="single"/>
+                <w:lang w:eastAsia="ko-KR"/>
+              </w:rPr>
+            </w:pPr>
+            <w:r>
+              <w:rPr>
+                <w:rFonts w:ascii="함초롬바탕" w:eastAsia="함초롬바탕" w:hAnsi="함초롬바탕" w:cs="함초롬바탕" w:hint="eastAsia"/>
+                <w:sz w:val="36"/>
+                <w:szCs w:val="36"/>
+                <w:u w:val="single"/>
+                <w:lang w:eastAsia="ko-KR"/>
+              </w:rPr>
+              <w:t>(32221902)</w:t>
+            </w:r>
+          </w:p>
+        </w:tc>
+      </w:tr>
+    </w:tbl>
+    <w:p>
+      <w:pPr>
+        <w:jc w:val="center"/>
+        <w:rPr>
+          <w:rFonts w:ascii="함초롬바탕" w:eastAsia="함초롬바탕" w:hAnsi="함초롬바탕" w:cs="함초롬바탕"/>
+          <w:b/>
+          <w:bCs/>
+          <w:noProof/>
+          <w:sz w:val="72"/>
+          <w:szCs w:val="72"/>
+          <w:u w:val="single"/>
+          <w:lang w:eastAsia="ko-KR"/>
+        </w:rPr>
+      </w:pPr>
+      <w:r>
+        <w:rPr>
+          <w:noProof/>
+        </w:rPr>
+        <w:drawing>
+          <wp:anchor distT="0" distB="0" distL="114300" distR="114300" simplePos="0" relativeHeight="251660288" behindDoc="0" locked="0" layoutInCell="1" allowOverlap="1" wp14:anchorId="3659B523" wp14:editId="2A86E2C6">
+            <wp:simplePos x="0" y="0"/>
+            <wp:positionH relativeFrom="margin">
+              <wp:posOffset>2456815</wp:posOffset>
+            </wp:positionH>
+            <wp:positionV relativeFrom="page">
+              <wp:posOffset>9616440</wp:posOffset>
+            </wp:positionV>
+            <wp:extent cx="1731645" cy="663575"/>
+            <wp:effectExtent l="0" t="0" r="0" b="0"/>
+            <wp:wrapTopAndBottom/>
+            <wp:docPr id="683109109" name="그림 683109109" descr="DKU 프랑스어과"/>
+            <wp:cNvGraphicFramePr>
+              <a:graphicFrameLocks xmlns:a="http://schemas.openxmlformats.org/drawingml/2006/main" noChangeAspect="1"/>
+            </wp:cNvGraphicFramePr>
+            <a:graphic xmlns:a="http://schemas.openxmlformats.org/drawingml/2006/main">
+              <a:graphicData uri="http://schemas.openxmlformats.org/drawingml/2006/picture">
+                <pic:pic xmlns:pic="http://schemas.openxmlformats.org/drawingml/2006/picture">
+                  <pic:nvPicPr>
+                    <pic:cNvPr id="0" name="Picture 7" descr="DKU 프랑스어과"/>
+                    <pic:cNvPicPr>
+                      <a:picLocks noChangeAspect="1" noChangeArrowheads="1"/>
+                    </pic:cNvPicPr>
+                  </pic:nvPicPr>
+                  <pic:blipFill>
+                    <a:blip r:embed="rId7">
+                      <a:extLst>
+                        <a:ext uri="{28A0092B-C50C-407E-A947-70E740481C1C}">
+                          <a14:useLocalDpi xmlns:a14="http://schemas.microsoft.com/office/drawing/2010/main" val="0"/>
+                        </a:ext>
+                      </a:extLst>
+                    </a:blip>
+                    <a:srcRect/>
+                    <a:stretch>
+                      <a:fillRect/>
+                    </a:stretch>
+                  </pic:blipFill>
+                  <pic:spPr bwMode="auto">
+                    <a:xfrm>
+                      <a:off x="0" y="0"/>
+                      <a:ext cx="1731645" cy="663575"/>
+                    </a:xfrm>
+                    <a:prstGeom prst="rect">
+                      <a:avLst/>
+                    </a:prstGeom>
+                    <a:noFill/>
+                    <a:ln>
+                      <a:noFill/>
+                    </a:ln>
+                  </pic:spPr>
+                </pic:pic>
+              </a:graphicData>
+            </a:graphic>
+            <wp14:sizeRelH relativeFrom="margin">
+              <wp14:pctWidth>0</wp14:pctWidth>
+            </wp14:sizeRelH>
+            <wp14:sizeRelV relativeFrom="margin">
+              <wp14:pctHeight>0</wp14:pctHeight>
+            </wp14:sizeRelV>
+          </wp:anchor>
+        </w:drawing>
+      </w:r>
     </w:p>
     <w:p>
       <w:pPr>
-        <w:rPr>
-          <w:rFonts w:ascii="맑은 고딕" w:hAnsi="맑은 고딕"/>
-          <w:lang w:eastAsia="ko-KR"/>
-        </w:rPr>
-      </w:pPr>
-    </w:p>
-    <w:p>
-      <w:pPr>
-        <w:rPr>
-          <w:rFonts w:ascii="맑은 고딕" w:hAnsi="맑은 고딕"/>
-          <w:lang w:eastAsia="ko-KR"/>
-        </w:rPr>
-      </w:pPr>
-    </w:p>
-    <w:p>
-      <w:pPr>
-        <w:rPr>
-          <w:rFonts w:ascii="맑은 고딕" w:hAnsi="맑은 고딕"/>
-          <w:lang w:eastAsia="ko-KR"/>
-        </w:rPr>
-      </w:pPr>
-    </w:p>
-    <w:p>
-      <w:pPr>
-        <w:rPr>
-          <w:rFonts w:ascii="맑은 고딕" w:hAnsi="맑은 고딕"/>
-          <w:lang w:eastAsia="ko-KR"/>
-        </w:rPr>
-      </w:pPr>
-    </w:p>
-    <w:p>
-      <w:pPr>
-        <w:rPr>
-          <w:rFonts w:ascii="맑은 고딕" w:hAnsi="맑은 고딕"/>
-          <w:lang w:eastAsia="ko-KR"/>
-        </w:rPr>
-      </w:pPr>
-    </w:p>
-    <w:p>
-      <w:pPr>
-        <w:rPr>
-          <w:rFonts w:ascii="맑은 고딕" w:hAnsi="맑은 고딕" w:hint="eastAsia"/>
-          <w:lang w:eastAsia="ko-KR"/>
-        </w:rPr>
-      </w:pPr>
-    </w:p>
-    <w:p>
-      <w:pPr>
-        <w:rPr>
-          <w:rFonts w:ascii="맑은 고딕" w:hAnsi="맑은 고딕"/>
-          <w:lang w:eastAsia="ko-KR"/>
-        </w:rPr>
-      </w:pPr>
+        <w:jc w:val="center"/>
+        <w:rPr>
+          <w:rFonts w:ascii="함초롬바탕" w:eastAsia="함초롬바탕" w:hAnsi="함초롬바탕" w:cs="함초롬바탕"/>
+          <w:b/>
+          <w:bCs/>
+          <w:noProof/>
+          <w:sz w:val="56"/>
+          <w:szCs w:val="56"/>
+          <w:u w:val="single"/>
+          <w:lang w:eastAsia="ko-KR"/>
+        </w:rPr>
+      </w:pPr>
+      <w:r>
+        <w:rPr>
+          <w:rFonts w:ascii="함초롬바탕" w:eastAsia="함초롬바탕" w:hAnsi="함초롬바탕" w:cs="함초롬바탕"/>
+          <w:b/>
+          <w:bCs/>
+          <w:noProof/>
+          <w:sz w:val="56"/>
+          <w:szCs w:val="56"/>
+          <w:u w:val="single"/>
+          <w:lang w:eastAsia="ko-KR"/>
+        </w:rPr>
+        <w:t xml:space="preserve">OLLY </w:t>
+      </w:r>
+      <w:r>
+        <w:rPr>
+          <w:rFonts w:ascii="함초롬바탕" w:eastAsia="함초롬바탕" w:hAnsi="함초롬바탕" w:cs="함초롬바탕"/>
+          <w:b/>
+          <w:bCs/>
+          <w:noProof/>
+          <w:sz w:val="56"/>
+          <w:szCs w:val="56"/>
+          <w:u w:val="single"/>
+          <w:lang w:eastAsia="ko-KR"/>
+        </w:rPr>
+        <w:br/>
+      </w:r>
+      <w:r>
+        <w:rPr>
+          <w:rFonts w:ascii="함초롬바탕" w:eastAsia="함초롬바탕" w:hAnsi="함초롬바탕" w:cs="함초롬바탕"/>
+          <w:b/>
+          <w:bCs/>
+          <w:noProof/>
+          <w:sz w:val="56"/>
+          <w:szCs w:val="56"/>
+          <w:u w:val="single"/>
+          <w:lang w:eastAsia="ko-KR"/>
+        </w:rPr>
+        <w:t>(</w:t>
+      </w:r>
+      <w:r>
+        <w:rPr>
+          <w:rFonts w:ascii="함초롬바탕" w:eastAsia="함초롬바탕" w:hAnsi="함초롬바탕" w:cs="함초롬바탕"/>
+          <w:b/>
+          <w:bCs/>
+          <w:noProof/>
+          <w:sz w:val="56"/>
+          <w:szCs w:val="56"/>
+          <w:u w:val="single"/>
+          <w:lang w:eastAsia="ko-KR"/>
+        </w:rPr>
+        <w:t>LLM 서비스 관측성 플랫폼</w:t>
+      </w:r>
+      <w:r>
+        <w:rPr>
+          <w:rFonts w:ascii="함초롬바탕" w:eastAsia="함초롬바탕" w:hAnsi="함초롬바탕" w:cs="함초롬바탕"/>
+          <w:b/>
+          <w:bCs/>
+          <w:noProof/>
+          <w:sz w:val="56"/>
+          <w:szCs w:val="56"/>
+          <w:u w:val="single"/>
+          <w:lang w:eastAsia="ko-KR"/>
+        </w:rPr>
+        <w:t xml:space="preserve">) </w:t>
+      </w:r>
       <w:r>
         <w:rPr>
           <w:rFonts w:ascii="맑은 고딕" w:hAnsi="맑은 고딕"/>
@@ -7164,7 +7736,7 @@
                     <pic:cNvPicPr/>
                   </pic:nvPicPr>
                   <pic:blipFill>
-                    <a:blip r:embed="rId6"/>
+                    <a:blip r:embed="rId8"/>
                     <a:stretch>
                       <a:fillRect/>
                     </a:stretch>
@@ -7249,7 +7821,7 @@
                     <pic:cNvPicPr/>
                   </pic:nvPicPr>
                   <pic:blipFill>
-                    <a:blip r:embed="rId7"/>
+                    <a:blip r:embed="rId9"/>
                     <a:stretch>
                       <a:fillRect/>
                     </a:stretch>
@@ -7430,7 +8002,7 @@
                     <pic:cNvPicPr/>
                   </pic:nvPicPr>
                   <pic:blipFill>
-                    <a:blip r:embed="rId8"/>
+                    <a:blip r:embed="rId10"/>
                     <a:stretch>
                       <a:fillRect/>
                     </a:stretch>
@@ -7534,7 +8106,7 @@
                     <pic:cNvPicPr/>
                   </pic:nvPicPr>
                   <pic:blipFill>
-                    <a:blip r:embed="rId9"/>
+                    <a:blip r:embed="rId11"/>
                     <a:stretch>
                       <a:fillRect/>
                     </a:stretch>
@@ -7579,7 +8151,7 @@
       <w:pPr>
         <w:pStyle w:val="ReportCaption"/>
         <w:rPr>
-          <w:rFonts w:ascii="맑은 고딕" w:hAnsi="맑은 고딕" w:hint="eastAsia"/>
+          <w:rFonts w:ascii="맑은 고딕" w:hAnsi="맑은 고딕"/>
           <w:lang w:eastAsia="ko-KR"/>
         </w:rPr>
       </w:pPr>
@@ -7960,25 +8532,7 @@
           <w:sz w:val="20"/>
           <w:lang w:eastAsia="ko-KR"/>
         </w:rPr>
-        <w:t xml:space="preserve"> 제어하도록 구현하였다. 동시에 검증 과정에서 발생할 수 있는 모델 응답의 불확실성을 통제하기 위해, 시나리오 응답 제어 모듈 기반의 응답 안정화 레이어를 설계하였다. </w:t>
-      </w:r>
-      <w:proofErr w:type="spellStart"/>
-      <w:r>
-        <w:rPr>
-          <w:rFonts w:ascii="맑은 고딕" w:hAnsi="맑은 고딕"/>
-          <w:sz w:val="20"/>
-          <w:lang w:eastAsia="ko-KR"/>
-        </w:rPr>
-        <w:t xml:space="preserve">이를 </w:t>
-      </w:r>
-      <w:proofErr w:type="spellEnd"/>
-      <w:r>
-        <w:rPr>
-          <w:rFonts w:ascii="맑은 고딕" w:hAnsi="맑은 고딕"/>
-          <w:sz w:val="20"/>
-          <w:lang w:eastAsia="ko-KR"/>
-        </w:rPr>
-        <w:t>통해 시나리오별 관측 메타데이터는 실제 요청 처리 경로와 동일하게 발생시키면서도 설명 문구는 일관되게 제공하는 테스트 통제 환경을 완성하였다.</w:t>
+        <w:t xml:space="preserve"> 제어하도록 구현하였다. 동시에 검증 과정에서 발생할 수 있는 모델 응답의 불확실성을 통제하기 위해, 시나리오 응답 제어 모듈 기반의 응답 안정화 레이어를 설계하였다. 이를 통해 시나리오별 관측 메타데이터는 실제 요청 처리 경로와 동일하게 발생시키면서도 설명 문구는 일관되게 제공하는 테스트 통제 환경을 완성하였다.</w:t>
       </w:r>
     </w:p>
     <w:p>
@@ -8009,7 +8563,7 @@
                     <pic:cNvPicPr/>
                   </pic:nvPicPr>
                   <pic:blipFill>
-                    <a:blip r:embed="rId10"/>
+                    <a:blip r:embed="rId12"/>
                     <a:stretch>
                       <a:fillRect/>
                     </a:stretch>
@@ -8077,7 +8631,7 @@
                     <pic:cNvPicPr/>
                   </pic:nvPicPr>
                   <pic:blipFill>
-                    <a:blip r:embed="rId11"/>
+                    <a:blip r:embed="rId13"/>
                     <a:stretch>
                       <a:fillRect/>
                     </a:stretch>
@@ -8325,743 +8879,6 @@
                 <pic:pic xmlns:pic="http://schemas.openxmlformats.org/drawingml/2006/picture">
                   <pic:nvPicPr>
                     <pic:cNvPr id="0" name="13_dashboard_traces.png"/>
-                    <pic:cNvPicPr/>
-                  </pic:nvPicPr>
-                  <pic:blipFill>
-                    <a:blip r:embed="rId12"/>
-                    <a:stretch>
-                      <a:fillRect/>
-                    </a:stretch>
-                  </pic:blipFill>
-                  <pic:spPr>
-                    <a:xfrm>
-                      <a:off x="0" y="0"/>
-                      <a:ext cx="5943600" cy="4953000"/>
-                    </a:xfrm>
-                    <a:prstGeom prst="rect">
-                      <a:avLst/>
-                    </a:prstGeom>
-                  </pic:spPr>
-                </pic:pic>
-              </a:graphicData>
-            </a:graphic>
-          </wp:inline>
-        </w:drawing>
-      </w:r>
-    </w:p>
-    <w:p>
-      <w:pPr>
-        <w:pStyle w:val="ReportCaption"/>
-        <w:jc w:val="center"/>
-        <w:rPr>
-          <w:rFonts w:ascii="맑은 고딕" w:hAnsi="맑은 고딕"/>
-          <w:lang w:eastAsia="ko-KR"/>
-        </w:rPr>
-      </w:pPr>
-      <w:r>
-        <w:rPr>
-          <w:rFonts w:ascii="맑은 고딕" w:hAnsi="맑은 고딕"/>
-          <w:sz w:val="16"/>
-          <w:lang w:eastAsia="ko-KR"/>
-        </w:rPr>
-        <w:t xml:space="preserve">그림 7. 요청 추적 화면: </w:t>
-      </w:r>
-      <w:proofErr w:type="spellStart"/>
-      <w:r>
-        <w:rPr>
-          <w:rFonts w:ascii="맑은 고딕" w:hAnsi="맑은 고딕"/>
-          <w:sz w:val="16"/>
-          <w:lang w:eastAsia="ko-KR"/>
-        </w:rPr>
-        <w:t>request_id</w:t>
-      </w:r>
-      <w:proofErr w:type="spellEnd"/>
-      <w:r>
-        <w:rPr>
-          <w:rFonts w:ascii="맑은 고딕" w:hAnsi="맑은 고딕"/>
-          <w:sz w:val="16"/>
-          <w:lang w:eastAsia="ko-KR"/>
-        </w:rPr>
-        <w:t xml:space="preserve">와 </w:t>
-      </w:r>
-      <w:proofErr w:type="spellStart"/>
-      <w:r>
-        <w:rPr>
-          <w:rFonts w:ascii="맑은 고딕" w:hAnsi="맑은 고딕"/>
-          <w:sz w:val="16"/>
-          <w:lang w:eastAsia="ko-KR"/>
-        </w:rPr>
-        <w:t>trace_id</w:t>
-      </w:r>
-      <w:proofErr w:type="spellEnd"/>
-      <w:r>
-        <w:rPr>
-          <w:rFonts w:ascii="맑은 고딕" w:hAnsi="맑은 고딕"/>
-          <w:sz w:val="16"/>
-          <w:lang w:eastAsia="ko-KR"/>
-        </w:rPr>
-        <w:t xml:space="preserve"> 기준으로 최근 요청과 단계별 병목을 확인</w:t>
-      </w:r>
-    </w:p>
-    <w:p>
-      <w:pPr>
-        <w:jc w:val="center"/>
-        <w:rPr>
-          <w:rFonts w:ascii="맑은 고딕" w:hAnsi="맑은 고딕"/>
-        </w:rPr>
-      </w:pPr>
-      <w:r>
-        <w:rPr>
-          <w:rFonts w:ascii="맑은 고딕" w:hAnsi="맑은 고딕"/>
-          <w:noProof/>
-        </w:rPr>
-        <w:lastRenderedPageBreak/>
-        <w:drawing>
-          <wp:inline distT="0" distB="0" distL="0" distR="0" wp14:anchorId="0A51657E" wp14:editId="6FAF4978">
-            <wp:extent cx="5943600" cy="4953000"/>
-            <wp:effectExtent l="0" t="0" r="0" b="0"/>
-            <wp:docPr id="8" name="Picture 8"/>
-            <wp:cNvGraphicFramePr>
-              <a:graphicFrameLocks xmlns:a="http://schemas.openxmlformats.org/drawingml/2006/main" noChangeAspect="1"/>
-            </wp:cNvGraphicFramePr>
-            <a:graphic xmlns:a="http://schemas.openxmlformats.org/drawingml/2006/main">
-              <a:graphicData uri="http://schemas.openxmlformats.org/drawingml/2006/picture">
-                <pic:pic xmlns:pic="http://schemas.openxmlformats.org/drawingml/2006/picture">
-                  <pic:nvPicPr>
-                    <pic:cNvPr id="0" name="12_dashboard_signals.png"/>
-                    <pic:cNvPicPr/>
-                  </pic:nvPicPr>
-                  <pic:blipFill>
-                    <a:blip r:embed="rId13"/>
-                    <a:stretch>
-                      <a:fillRect/>
-                    </a:stretch>
-                  </pic:blipFill>
-                  <pic:spPr>
-                    <a:xfrm>
-                      <a:off x="0" y="0"/>
-                      <a:ext cx="5943600" cy="4953000"/>
-                    </a:xfrm>
-                    <a:prstGeom prst="rect">
-                      <a:avLst/>
-                    </a:prstGeom>
-                  </pic:spPr>
-                </pic:pic>
-              </a:graphicData>
-            </a:graphic>
-          </wp:inline>
-        </w:drawing>
-      </w:r>
-    </w:p>
-    <w:p>
-      <w:pPr>
-        <w:pStyle w:val="ReportCaption"/>
-        <w:jc w:val="center"/>
-        <w:rPr>
-          <w:rFonts w:ascii="맑은 고딕" w:hAnsi="맑은 고딕"/>
-        </w:rPr>
-      </w:pPr>
-      <w:r>
-        <w:rPr>
-          <w:rFonts w:ascii="맑은 고딕" w:hAnsi="맑은 고딕"/>
-          <w:sz w:val="16"/>
-        </w:rPr>
-        <w:t>그림 8. 실시간 지표 화면: Grafana 패널로 p95 latency, token trend, cost, stage p95를 확인</w:t>
-      </w:r>
-    </w:p>
-    <w:p>
-      <w:pPr>
-        <w:pStyle w:val="21"/>
-        <w:rPr>
-          <w:rFonts w:ascii="맑은 고딕" w:eastAsia="맑은 고딕" w:hAnsi="맑은 고딕"/>
-        </w:rPr>
-      </w:pPr>
-      <w:bookmarkStart w:id="16" w:name="_Toc231163817"/>
-      <w:r>
-        <w:rPr>
-          <w:rFonts w:ascii="맑은 고딕" w:eastAsia="맑은 고딕" w:hAnsi="맑은 고딕"/>
-        </w:rPr>
-        <w:t>4.3 분석 챗봇</w:t>
-      </w:r>
-      <w:bookmarkEnd w:id="16"/>
-    </w:p>
-    <w:p>
-      <w:pPr>
-        <w:spacing w:after="80"/>
-        <w:rPr>
-          <w:rFonts w:ascii="맑은 고딕" w:hAnsi="맑은 고딕"/>
-          <w:lang w:eastAsia="ko-KR"/>
-        </w:rPr>
-      </w:pPr>
-      <w:r>
-        <w:rPr>
-          <w:rFonts w:ascii="맑은 고딕" w:hAnsi="맑은 고딕"/>
-          <w:sz w:val="20"/>
-          <w:lang w:eastAsia="ko-KR"/>
-        </w:rPr>
-        <w:t xml:space="preserve">분석 </w:t>
-      </w:r>
-      <w:proofErr w:type="spellStart"/>
-      <w:r>
-        <w:rPr>
-          <w:rFonts w:ascii="맑은 고딕" w:hAnsi="맑은 고딕"/>
-          <w:sz w:val="20"/>
-          <w:lang w:eastAsia="ko-KR"/>
-        </w:rPr>
-        <w:t>챗봇은</w:t>
-      </w:r>
-      <w:proofErr w:type="spellEnd"/>
-      <w:r>
-        <w:rPr>
-          <w:rFonts w:ascii="맑은 고딕" w:hAnsi="맑은 고딕"/>
-          <w:sz w:val="20"/>
-          <w:lang w:eastAsia="ko-KR"/>
-        </w:rPr>
-        <w:t xml:space="preserve"> 자연어 의도 분류</w:t>
-      </w:r>
-      <w:r>
-        <w:rPr>
-          <w:rFonts w:ascii="맑은 고딕" w:hAnsi="맑은 고딕" w:hint="eastAsia"/>
-          <w:sz w:val="20"/>
-          <w:lang w:eastAsia="ko-KR"/>
-        </w:rPr>
-        <w:t xml:space="preserve"> </w:t>
-      </w:r>
-      <w:r>
-        <w:rPr>
-          <w:rFonts w:ascii="맑은 고딕" w:hAnsi="맑은 고딕"/>
-          <w:sz w:val="20"/>
-          <w:lang w:eastAsia="ko-KR"/>
-        </w:rPr>
-        <w:t>모듈을 통해 사용자의 운영 질문을 비용, 지연, 병목, Trace 상세, error, alert 등의 구체적인 intent로 사전 라우팅한다.</w:t>
-      </w:r>
-    </w:p>
-    <w:p>
-      <w:pPr>
-        <w:spacing w:after="80"/>
-        <w:rPr>
-          <w:rFonts w:ascii="맑은 고딕" w:hAnsi="맑은 고딕"/>
-          <w:lang w:eastAsia="ko-KR"/>
-        </w:rPr>
-      </w:pPr>
-      <w:r>
-        <w:rPr>
-          <w:rFonts w:ascii="맑은 고딕" w:hAnsi="맑은 고딕"/>
-          <w:sz w:val="20"/>
-          <w:lang w:eastAsia="ko-KR"/>
-        </w:rPr>
-        <w:t>이후 운영 분석 코어 모듈이 분류된 intent</w:t>
-      </w:r>
-      <w:proofErr w:type="spellStart"/>
-      <w:r>
-        <w:rPr>
-          <w:rFonts w:ascii="맑은 고딕" w:hAnsi="맑은 고딕"/>
-          <w:sz w:val="20"/>
-          <w:lang w:eastAsia="ko-KR"/>
-        </w:rPr>
-        <w:t>를</w:t>
-      </w:r>
-      <w:proofErr w:type="spellEnd"/>
-      <w:r>
-        <w:rPr>
-          <w:rFonts w:ascii="맑은 고딕" w:hAnsi="맑은 고딕"/>
-          <w:sz w:val="20"/>
-          <w:lang w:eastAsia="ko-KR"/>
-        </w:rPr>
-        <w:t xml:space="preserve"> 바탕으로 Prometheus와 Jaeger에서 정량적 metric과 trace 데이터를 직접 조회한다. </w:t>
-      </w:r>
-      <w:proofErr w:type="spellStart"/>
-      <w:r>
-        <w:rPr>
-          <w:rFonts w:ascii="맑은 고딕" w:hAnsi="맑은 고딕"/>
-          <w:sz w:val="20"/>
-          <w:lang w:eastAsia="ko-KR"/>
-        </w:rPr>
-        <w:t>챗봇은</w:t>
-      </w:r>
-      <w:proofErr w:type="spellEnd"/>
-      <w:r>
-        <w:rPr>
-          <w:rFonts w:ascii="맑은 고딕" w:hAnsi="맑은 고딕"/>
-          <w:sz w:val="20"/>
-          <w:lang w:eastAsia="ko-KR"/>
-        </w:rPr>
-        <w:t xml:space="preserve"> 이렇게 확보된 수치적 근거를 바탕으로 최종 답변을 </w:t>
-      </w:r>
-      <w:proofErr w:type="spellStart"/>
-      <w:r>
-        <w:rPr>
-          <w:rFonts w:ascii="맑은 고딕" w:hAnsi="맑은 고딕"/>
-          <w:sz w:val="20"/>
-          <w:lang w:eastAsia="ko-KR"/>
-        </w:rPr>
-        <w:t>오케스트레이션하여</w:t>
-      </w:r>
-      <w:proofErr w:type="spellEnd"/>
-      <w:r>
-        <w:rPr>
-          <w:rFonts w:ascii="맑은 고딕" w:hAnsi="맑은 고딕"/>
-          <w:sz w:val="20"/>
-          <w:lang w:eastAsia="ko-KR"/>
-        </w:rPr>
-        <w:t xml:space="preserve"> 생성함으로써, 비정형 생성 모델에 대한 의존도를 낮추고 인프라 사실에 기반한 운영 분석을 제공하도록 구현되었다.</w:t>
-      </w:r>
-    </w:p>
-    <w:p>
-      <w:pPr>
-        <w:pStyle w:val="21"/>
-        <w:rPr>
-          <w:rFonts w:ascii="맑은 고딕" w:eastAsia="맑은 고딕" w:hAnsi="맑은 고딕"/>
-          <w:lang w:eastAsia="ko-KR"/>
-        </w:rPr>
-      </w:pPr>
-      <w:bookmarkStart w:id="17" w:name="_Toc231163818"/>
-      <w:r>
-        <w:rPr>
-          <w:rFonts w:ascii="맑은 고딕" w:eastAsia="맑은 고딕" w:hAnsi="맑은 고딕"/>
-          <w:lang w:eastAsia="ko-KR"/>
-        </w:rPr>
-        <w:t>4.4 비용, 토큰, 병목 분석</w:t>
-      </w:r>
-      <w:bookmarkEnd w:id="17"/>
-    </w:p>
-    <w:p>
-      <w:pPr>
-        <w:spacing w:after="80"/>
-        <w:rPr>
-          <w:rFonts w:ascii="맑은 고딕" w:hAnsi="맑은 고딕"/>
-          <w:lang w:eastAsia="ko-KR"/>
-        </w:rPr>
-      </w:pPr>
-      <w:r>
-        <w:rPr>
-          <w:rFonts w:ascii="맑은 고딕" w:hAnsi="맑은 고딕"/>
-          <w:sz w:val="20"/>
-          <w:lang w:eastAsia="ko-KR"/>
-        </w:rPr>
-        <w:t>OLLY는 요청별 비용과 토큰 사용량을 metric</w:t>
-      </w:r>
-      <w:proofErr w:type="spellStart"/>
-      <w:r>
-        <w:rPr>
-          <w:rFonts w:ascii="맑은 고딕" w:hAnsi="맑은 고딕"/>
-          <w:sz w:val="20"/>
-          <w:lang w:eastAsia="ko-KR"/>
-        </w:rPr>
-        <w:t>으로</w:t>
-      </w:r>
-      <w:proofErr w:type="spellEnd"/>
-      <w:r>
-        <w:rPr>
-          <w:rFonts w:ascii="맑은 고딕" w:hAnsi="맑은 고딕"/>
-          <w:sz w:val="20"/>
-          <w:lang w:eastAsia="ko-KR"/>
-        </w:rPr>
-        <w:t xml:space="preserve"> 저장하고, feature와 scenario 단위로 집계하도록 구현하였다. 또한 retrieve, </w:t>
-      </w:r>
-      <w:proofErr w:type="spellStart"/>
-      <w:r>
-        <w:rPr>
-          <w:rFonts w:ascii="맑은 고딕" w:hAnsi="맑은 고딕"/>
-          <w:sz w:val="20"/>
-          <w:lang w:eastAsia="ko-KR"/>
-        </w:rPr>
-        <w:t>llm_call</w:t>
-      </w:r>
-      <w:proofErr w:type="spellEnd"/>
-      <w:r>
-        <w:rPr>
-          <w:rFonts w:ascii="맑은 고딕" w:hAnsi="맑은 고딕"/>
-          <w:sz w:val="20"/>
-          <w:lang w:eastAsia="ko-KR"/>
-        </w:rPr>
-        <w:t>, postprocess span을 분리하여 전체 시스템의 응답 지연</w:t>
-      </w:r>
-      <w:r>
-        <w:rPr>
-          <w:rFonts w:ascii="맑은 고딕" w:hAnsi="맑은 고딕" w:hint="eastAsia"/>
-          <w:sz w:val="20"/>
-          <w:lang w:eastAsia="ko-KR"/>
-        </w:rPr>
-        <w:t xml:space="preserve"> </w:t>
-      </w:r>
-      <w:r>
-        <w:rPr>
-          <w:rFonts w:ascii="맑은 고딕" w:hAnsi="맑은 고딕"/>
-          <w:sz w:val="20"/>
-          <w:lang w:eastAsia="ko-KR"/>
-        </w:rPr>
-        <w:t>발생 시, 그 근본 원인이 되는 단계를 명확히 식별한다. 이 구조는 RAG 검색 지연과 모델 생성 지연을 구분하는 데 핵심적인 역할을 한다.</w:t>
-      </w:r>
-    </w:p>
-    <w:p>
-      <w:pPr>
-        <w:spacing w:after="80"/>
-        <w:rPr>
-          <w:rFonts w:ascii="맑은 고딕" w:hAnsi="맑은 고딕"/>
-          <w:lang w:eastAsia="ko-KR"/>
-        </w:rPr>
-      </w:pPr>
-      <w:r>
-        <w:rPr>
-          <w:rFonts w:ascii="맑은 고딕" w:hAnsi="맑은 고딕"/>
-          <w:sz w:val="20"/>
-          <w:lang w:eastAsia="ko-KR"/>
-        </w:rPr>
-        <w:lastRenderedPageBreak/>
-        <w:t>실무에서 LLM 비용은 총액과 기능별 요청 패턴의 관계를 함께 분석해야 한다. OLLY는 token, cost, latency, stage duration을 하나의 요청 단위로 묶어 특정 기능의 비용 증가가 실제 병목이나 실패와 연결되는지 함께 확인하도록 설계하였다.</w:t>
-      </w:r>
-    </w:p>
-    <w:p>
-      <w:pPr>
-        <w:spacing w:after="80"/>
-        <w:rPr>
-          <w:rFonts w:ascii="맑은 고딕" w:hAnsi="맑은 고딕"/>
-          <w:lang w:eastAsia="ko-KR"/>
-        </w:rPr>
-      </w:pPr>
-      <w:r>
-        <w:rPr>
-          <w:rFonts w:ascii="맑은 고딕" w:hAnsi="맑은 고딕"/>
-          <w:sz w:val="20"/>
-          <w:lang w:eastAsia="ko-KR"/>
-        </w:rPr>
-        <w:t xml:space="preserve">현재 MVP는 외부 LLM API가 아니라 로컬 SLM인 </w:t>
-      </w:r>
-      <w:proofErr w:type="spellStart"/>
-      <w:r>
-        <w:rPr>
-          <w:rFonts w:ascii="맑은 고딕" w:hAnsi="맑은 고딕"/>
-          <w:sz w:val="20"/>
-          <w:lang w:eastAsia="ko-KR"/>
-        </w:rPr>
-        <w:t>Ollama</w:t>
-      </w:r>
-      <w:proofErr w:type="spellEnd"/>
-      <w:r>
-        <w:rPr>
-          <w:rFonts w:ascii="맑은 고딕" w:hAnsi="맑은 고딕"/>
-          <w:sz w:val="20"/>
-          <w:lang w:eastAsia="ko-KR"/>
-        </w:rPr>
-        <w:t xml:space="preserve"> gemma3:1b를 사용하므로 실제 토큰 API 과금은 발생하지 않는다. 구현에서는 이를 반영하여 pricing.py에서 gemma3:1b의 input/output token 단가를 모두 0으로 설정하였다. 대신 로컬 실행 비용은 추정 인프라 비용으로 모델링하였다. /chat 처리 시 </w:t>
-      </w:r>
-      <w:proofErr w:type="spellStart"/>
-      <w:r>
-        <w:rPr>
-          <w:rFonts w:ascii="맑은 고딕" w:hAnsi="맑은 고딕"/>
-          <w:sz w:val="20"/>
-          <w:lang w:eastAsia="ko-KR"/>
-        </w:rPr>
-        <w:t>Ollama</w:t>
-      </w:r>
-      <w:proofErr w:type="spellEnd"/>
-      <w:r>
-        <w:rPr>
-          <w:rFonts w:ascii="맑은 고딕" w:hAnsi="맑은 고딕"/>
-          <w:sz w:val="20"/>
-          <w:lang w:eastAsia="ko-KR"/>
-        </w:rPr>
-        <w:t xml:space="preserve"> metadata의 total duration 또는 </w:t>
-      </w:r>
-      <w:proofErr w:type="spellStart"/>
-      <w:r>
-        <w:rPr>
-          <w:rFonts w:ascii="맑은 고딕" w:hAnsi="맑은 고딕"/>
-          <w:sz w:val="20"/>
-          <w:lang w:eastAsia="ko-KR"/>
-        </w:rPr>
-        <w:t>llm_call</w:t>
-      </w:r>
-      <w:proofErr w:type="spellEnd"/>
-      <w:r>
-        <w:rPr>
-          <w:rFonts w:ascii="맑은 고딕" w:hAnsi="맑은 고딕"/>
-          <w:sz w:val="20"/>
-          <w:lang w:eastAsia="ko-KR"/>
-        </w:rPr>
-        <w:t xml:space="preserve"> 실행 시간을 </w:t>
-      </w:r>
-      <w:proofErr w:type="spellStart"/>
-      <w:r>
-        <w:rPr>
-          <w:rFonts w:ascii="맑은 고딕" w:hAnsi="맑은 고딕"/>
-          <w:sz w:val="20"/>
-          <w:lang w:eastAsia="ko-KR"/>
-        </w:rPr>
-        <w:t>compute_seconds</w:t>
-      </w:r>
-      <w:proofErr w:type="spellEnd"/>
-      <w:r>
-        <w:rPr>
-          <w:rFonts w:ascii="맑은 고딕" w:hAnsi="맑은 고딕"/>
-          <w:sz w:val="20"/>
-          <w:lang w:eastAsia="ko-KR"/>
-        </w:rPr>
-        <w:t xml:space="preserve">로 기록하고, </w:t>
-      </w:r>
-      <w:proofErr w:type="spellStart"/>
-      <w:r>
-        <w:rPr>
-          <w:rFonts w:ascii="맑은 고딕" w:hAnsi="맑은 고딕"/>
-          <w:sz w:val="20"/>
-          <w:lang w:eastAsia="ko-KR"/>
-        </w:rPr>
-        <w:t>infra_cost_usd</w:t>
-      </w:r>
-      <w:proofErr w:type="spellEnd"/>
-      <w:r>
-        <w:rPr>
-          <w:rFonts w:ascii="맑은 고딕" w:hAnsi="맑은 고딕"/>
-          <w:sz w:val="20"/>
-          <w:lang w:eastAsia="ko-KR"/>
-        </w:rPr>
-        <w:t xml:space="preserve"> = </w:t>
-      </w:r>
-      <w:proofErr w:type="spellStart"/>
-      <w:r>
-        <w:rPr>
-          <w:rFonts w:ascii="맑은 고딕" w:hAnsi="맑은 고딕"/>
-          <w:sz w:val="20"/>
-          <w:lang w:eastAsia="ko-KR"/>
-        </w:rPr>
-        <w:t>compute_seconds</w:t>
-      </w:r>
-      <w:proofErr w:type="spellEnd"/>
-      <w:r>
-        <w:rPr>
-          <w:rFonts w:ascii="맑은 고딕" w:hAnsi="맑은 고딕"/>
-          <w:sz w:val="20"/>
-          <w:lang w:eastAsia="ko-KR"/>
-        </w:rPr>
-        <w:t xml:space="preserve"> / 3600 * LOCAL_COMPUTE_HOURLY_USD 공식을 적용한다. 본 검증 환경에서는 로컬 컴퓨팅 단위 비용(LOCAL_COMPUTE_HOURLY_USD)을 0.05 USD/hour로 책정하여, CPU 기반 로컬 추론 소요 시간을 정량적인 비용 지표로 환산하였다.</w:t>
-      </w:r>
-    </w:p>
-    <w:p>
-      <w:pPr>
-        <w:spacing w:after="80"/>
-        <w:rPr>
-          <w:rFonts w:ascii="맑은 고딕" w:hAnsi="맑은 고딕"/>
-          <w:lang w:eastAsia="ko-KR"/>
-        </w:rPr>
-      </w:pPr>
-      <w:r>
-        <w:rPr>
-          <w:rFonts w:ascii="맑은 고딕" w:hAnsi="맑은 고딕"/>
-          <w:sz w:val="20"/>
-          <w:lang w:eastAsia="ko-KR"/>
-        </w:rPr>
-        <w:t xml:space="preserve">따라서 응답 metadata와 metric의 </w:t>
-      </w:r>
-      <w:proofErr w:type="spellStart"/>
-      <w:r>
-        <w:rPr>
-          <w:rFonts w:ascii="맑은 고딕" w:hAnsi="맑은 고딕"/>
-          <w:sz w:val="20"/>
-          <w:lang w:eastAsia="ko-KR"/>
-        </w:rPr>
-        <w:t>cost_usd</w:t>
-      </w:r>
-      <w:proofErr w:type="spellEnd"/>
-      <w:r>
-        <w:rPr>
-          <w:rFonts w:ascii="맑은 고딕" w:hAnsi="맑은 고딕"/>
-          <w:sz w:val="20"/>
-          <w:lang w:eastAsia="ko-KR"/>
-        </w:rPr>
-        <w:t xml:space="preserve">는 실제 결제 금액이 아니라 </w:t>
-      </w:r>
-      <w:proofErr w:type="spellStart"/>
-      <w:r>
-        <w:rPr>
-          <w:rFonts w:ascii="맑은 고딕" w:hAnsi="맑은 고딕"/>
-          <w:sz w:val="20"/>
-          <w:lang w:eastAsia="ko-KR"/>
-        </w:rPr>
-        <w:t>token_cost_usd</w:t>
-      </w:r>
-      <w:proofErr w:type="spellEnd"/>
-      <w:r>
-        <w:rPr>
-          <w:rFonts w:ascii="맑은 고딕" w:hAnsi="맑은 고딕"/>
-          <w:sz w:val="20"/>
-          <w:lang w:eastAsia="ko-KR"/>
-        </w:rPr>
-        <w:t xml:space="preserve">와 </w:t>
-      </w:r>
-      <w:proofErr w:type="spellStart"/>
-      <w:r>
-        <w:rPr>
-          <w:rFonts w:ascii="맑은 고딕" w:hAnsi="맑은 고딕"/>
-          <w:sz w:val="20"/>
-          <w:lang w:eastAsia="ko-KR"/>
-        </w:rPr>
-        <w:t>infra_cost_usd를</w:t>
-      </w:r>
-      <w:proofErr w:type="spellEnd"/>
-      <w:r>
-        <w:rPr>
-          <w:rFonts w:ascii="맑은 고딕" w:hAnsi="맑은 고딕"/>
-          <w:sz w:val="20"/>
-          <w:lang w:eastAsia="ko-KR"/>
-        </w:rPr>
-        <w:t xml:space="preserve"> 합산한 운영 관측용 추정치이다. 로컬 SLM에서는 </w:t>
-      </w:r>
-      <w:proofErr w:type="spellStart"/>
-      <w:r>
-        <w:rPr>
-          <w:rFonts w:ascii="맑은 고딕" w:hAnsi="맑은 고딕"/>
-          <w:sz w:val="20"/>
-          <w:lang w:eastAsia="ko-KR"/>
-        </w:rPr>
-        <w:t>token_cost_usd</w:t>
-      </w:r>
-      <w:proofErr w:type="spellEnd"/>
-      <w:r>
-        <w:rPr>
-          <w:rFonts w:ascii="맑은 고딕" w:hAnsi="맑은 고딕"/>
-          <w:sz w:val="20"/>
-          <w:lang w:eastAsia="ko-KR"/>
-        </w:rPr>
-        <w:t xml:space="preserve">가 0이며, 비용 변동은 주로 </w:t>
-      </w:r>
-      <w:proofErr w:type="spellStart"/>
-      <w:r>
-        <w:rPr>
-          <w:rFonts w:ascii="맑은 고딕" w:hAnsi="맑은 고딕"/>
-          <w:sz w:val="20"/>
-          <w:lang w:eastAsia="ko-KR"/>
-        </w:rPr>
-        <w:t>llm_call</w:t>
-      </w:r>
-      <w:proofErr w:type="spellEnd"/>
-      <w:r>
-        <w:rPr>
-          <w:rFonts w:ascii="맑은 고딕" w:hAnsi="맑은 고딕"/>
-          <w:sz w:val="20"/>
-          <w:lang w:eastAsia="ko-KR"/>
-        </w:rPr>
-        <w:t xml:space="preserve"> 실행 시간과 </w:t>
-      </w:r>
-      <w:proofErr w:type="spellStart"/>
-      <w:r>
-        <w:rPr>
-          <w:rFonts w:ascii="맑은 고딕" w:hAnsi="맑은 고딕"/>
-          <w:sz w:val="20"/>
-          <w:lang w:eastAsia="ko-KR"/>
-        </w:rPr>
-        <w:t>compute_seconds</w:t>
-      </w:r>
-      <w:proofErr w:type="spellEnd"/>
-      <w:r>
-        <w:rPr>
-          <w:rFonts w:ascii="맑은 고딕" w:hAnsi="맑은 고딕"/>
-          <w:sz w:val="20"/>
-          <w:lang w:eastAsia="ko-KR"/>
-        </w:rPr>
-        <w:t xml:space="preserve"> 증가에 의해 설명된다. 이 구조는 향후 외부 LLM API로 전환할 경우 토큰 단가 테이블만 조정하여 동일한 cost metric 체계를 재사용할 수 있도록 하기 위한 설계이다.</w:t>
-      </w:r>
-    </w:p>
-    <w:p>
-      <w:pPr>
-        <w:pStyle w:val="21"/>
-        <w:rPr>
-          <w:rFonts w:ascii="맑은 고딕" w:eastAsia="맑은 고딕" w:hAnsi="맑은 고딕"/>
-        </w:rPr>
-      </w:pPr>
-      <w:bookmarkStart w:id="18" w:name="_Toc231163819"/>
-      <w:r>
-        <w:rPr>
-          <w:rFonts w:ascii="맑은 고딕" w:eastAsia="맑은 고딕" w:hAnsi="맑은 고딕"/>
-        </w:rPr>
-        <w:t xml:space="preserve">4.5 </w:t>
-      </w:r>
-      <w:proofErr w:type="spellStart"/>
-      <w:r>
-        <w:rPr>
-          <w:rFonts w:ascii="맑은 고딕" w:eastAsia="맑은 고딕" w:hAnsi="맑은 고딕"/>
-        </w:rPr>
-        <w:t>알림</w:t>
-      </w:r>
-      <w:bookmarkEnd w:id="18"/>
-      <w:proofErr w:type="spellEnd"/>
-    </w:p>
-    <w:p>
-      <w:pPr>
-        <w:spacing w:after="80"/>
-        <w:rPr>
-          <w:rFonts w:ascii="맑은 고딕" w:hAnsi="맑은 고딕"/>
-        </w:rPr>
-      </w:pPr>
-      <w:r>
-        <w:rPr>
-          <w:rFonts w:ascii="맑은 고딕" w:hAnsi="맑은 고딕"/>
-          <w:sz w:val="20"/>
-        </w:rPr>
-        <w:t>Prometheus alert rule로 p95 latency, error rate, token usage spike, retrieve slow, local inference cost spike를 감시한다. 또한 운영자가 직접 metric, 조건, 임계값, 평가 window, cooldown, Discord webhook을 설정하는 커스텀 알림 기능을 구현하였다.</w:t>
-      </w:r>
-    </w:p>
-    <w:p>
-      <w:pPr>
-        <w:spacing w:after="80"/>
-        <w:rPr>
-          <w:rFonts w:ascii="맑은 고딕" w:hAnsi="맑은 고딕"/>
-          <w:lang w:eastAsia="ko-KR"/>
-        </w:rPr>
-      </w:pPr>
-      <w:r>
-        <w:rPr>
-          <w:rFonts w:ascii="맑은 고딕" w:hAnsi="맑은 고딕"/>
-          <w:sz w:val="20"/>
-          <w:lang w:eastAsia="ko-KR"/>
-        </w:rPr>
-        <w:t xml:space="preserve">실무 환경에서는 장애 발생 후 관리자가 대시보드를 수동으로 모니터링하는 방식만으로는 신속한 초기 대응에 한계가 존재한다. OLLY는 </w:t>
-      </w:r>
-      <w:proofErr w:type="spellStart"/>
-      <w:r>
-        <w:rPr>
-          <w:rFonts w:ascii="맑은 고딕" w:hAnsi="맑은 고딕"/>
-          <w:sz w:val="20"/>
-          <w:lang w:eastAsia="ko-KR"/>
-        </w:rPr>
-        <w:t>임계값</w:t>
-      </w:r>
-      <w:proofErr w:type="spellEnd"/>
-      <w:r>
-        <w:rPr>
-          <w:rFonts w:ascii="맑은 고딕" w:hAnsi="맑은 고딕"/>
-          <w:sz w:val="20"/>
-          <w:lang w:eastAsia="ko-KR"/>
-        </w:rPr>
-        <w:t xml:space="preserve"> 기반 알림과 LLM 한 줄 요약을 함께 제공해 운영자가 문제 발생 지표와 원인을 빠르게 파악하도록 설계하였다.</w:t>
-      </w:r>
-    </w:p>
-    <w:p>
-      <w:pPr>
-        <w:jc w:val="center"/>
-        <w:rPr>
-          <w:rFonts w:ascii="맑은 고딕" w:hAnsi="맑은 고딕"/>
-        </w:rPr>
-      </w:pPr>
-      <w:r>
-        <w:rPr>
-          <w:rFonts w:ascii="맑은 고딕" w:hAnsi="맑은 고딕"/>
-          <w:noProof/>
-        </w:rPr>
-        <w:lastRenderedPageBreak/>
-        <w:drawing>
-          <wp:inline distT="0" distB="0" distL="0" distR="0" wp14:anchorId="32A2715D" wp14:editId="1CE3BE80">
-            <wp:extent cx="5943600" cy="4953000"/>
-            <wp:effectExtent l="0" t="0" r="0" b="0"/>
-            <wp:docPr id="9" name="Picture 9"/>
-            <wp:cNvGraphicFramePr>
-              <a:graphicFrameLocks xmlns:a="http://schemas.openxmlformats.org/drawingml/2006/main" noChangeAspect="1"/>
-            </wp:cNvGraphicFramePr>
-            <a:graphic xmlns:a="http://schemas.openxmlformats.org/drawingml/2006/main">
-              <a:graphicData uri="http://schemas.openxmlformats.org/drawingml/2006/picture">
-                <pic:pic xmlns:pic="http://schemas.openxmlformats.org/drawingml/2006/picture">
-                  <pic:nvPicPr>
-                    <pic:cNvPr id="0" name="14_dashboard_alert_rules.png"/>
                     <pic:cNvPicPr/>
                   </pic:nvPicPr>
                   <pic:blipFill>
@@ -9101,6 +8918,756 @@
           <w:sz w:val="16"/>
           <w:lang w:eastAsia="ko-KR"/>
         </w:rPr>
+        <w:t xml:space="preserve">그림 7. 요청 추적 화면: </w:t>
+      </w:r>
+      <w:proofErr w:type="spellStart"/>
+      <w:r>
+        <w:rPr>
+          <w:rFonts w:ascii="맑은 고딕" w:hAnsi="맑은 고딕"/>
+          <w:sz w:val="16"/>
+          <w:lang w:eastAsia="ko-KR"/>
+        </w:rPr>
+        <w:t>request_id</w:t>
+      </w:r>
+      <w:proofErr w:type="spellEnd"/>
+      <w:r>
+        <w:rPr>
+          <w:rFonts w:ascii="맑은 고딕" w:hAnsi="맑은 고딕"/>
+          <w:sz w:val="16"/>
+          <w:lang w:eastAsia="ko-KR"/>
+        </w:rPr>
+        <w:t xml:space="preserve">와 </w:t>
+      </w:r>
+      <w:proofErr w:type="spellStart"/>
+      <w:r>
+        <w:rPr>
+          <w:rFonts w:ascii="맑은 고딕" w:hAnsi="맑은 고딕"/>
+          <w:sz w:val="16"/>
+          <w:lang w:eastAsia="ko-KR"/>
+        </w:rPr>
+        <w:t>trace_id</w:t>
+      </w:r>
+      <w:proofErr w:type="spellEnd"/>
+      <w:r>
+        <w:rPr>
+          <w:rFonts w:ascii="맑은 고딕" w:hAnsi="맑은 고딕"/>
+          <w:sz w:val="16"/>
+          <w:lang w:eastAsia="ko-KR"/>
+        </w:rPr>
+        <w:t xml:space="preserve"> 기준으로 최근 요청과 단계별 병목을 확인</w:t>
+      </w:r>
+    </w:p>
+    <w:p>
+      <w:pPr>
+        <w:jc w:val="center"/>
+        <w:rPr>
+          <w:rFonts w:ascii="맑은 고딕" w:hAnsi="맑은 고딕"/>
+        </w:rPr>
+      </w:pPr>
+      <w:r>
+        <w:rPr>
+          <w:rFonts w:ascii="맑은 고딕" w:hAnsi="맑은 고딕"/>
+          <w:noProof/>
+        </w:rPr>
+        <w:lastRenderedPageBreak/>
+        <w:drawing>
+          <wp:inline distT="0" distB="0" distL="0" distR="0" wp14:anchorId="0A51657E" wp14:editId="6FAF4978">
+            <wp:extent cx="5943600" cy="4953000"/>
+            <wp:effectExtent l="0" t="0" r="0" b="0"/>
+            <wp:docPr id="8" name="Picture 8"/>
+            <wp:cNvGraphicFramePr>
+              <a:graphicFrameLocks xmlns:a="http://schemas.openxmlformats.org/drawingml/2006/main" noChangeAspect="1"/>
+            </wp:cNvGraphicFramePr>
+            <a:graphic xmlns:a="http://schemas.openxmlformats.org/drawingml/2006/main">
+              <a:graphicData uri="http://schemas.openxmlformats.org/drawingml/2006/picture">
+                <pic:pic xmlns:pic="http://schemas.openxmlformats.org/drawingml/2006/picture">
+                  <pic:nvPicPr>
+                    <pic:cNvPr id="0" name="12_dashboard_signals.png"/>
+                    <pic:cNvPicPr/>
+                  </pic:nvPicPr>
+                  <pic:blipFill>
+                    <a:blip r:embed="rId15"/>
+                    <a:stretch>
+                      <a:fillRect/>
+                    </a:stretch>
+                  </pic:blipFill>
+                  <pic:spPr>
+                    <a:xfrm>
+                      <a:off x="0" y="0"/>
+                      <a:ext cx="5943600" cy="4953000"/>
+                    </a:xfrm>
+                    <a:prstGeom prst="rect">
+                      <a:avLst/>
+                    </a:prstGeom>
+                  </pic:spPr>
+                </pic:pic>
+              </a:graphicData>
+            </a:graphic>
+          </wp:inline>
+        </w:drawing>
+      </w:r>
+    </w:p>
+    <w:p>
+      <w:pPr>
+        <w:pStyle w:val="ReportCaption"/>
+        <w:jc w:val="center"/>
+        <w:rPr>
+          <w:rFonts w:ascii="맑은 고딕" w:hAnsi="맑은 고딕"/>
+          <w:lang w:eastAsia="ko-KR"/>
+        </w:rPr>
+      </w:pPr>
+      <w:r>
+        <w:rPr>
+          <w:rFonts w:ascii="맑은 고딕" w:hAnsi="맑은 고딕"/>
+          <w:sz w:val="16"/>
+          <w:lang w:eastAsia="ko-KR"/>
+        </w:rPr>
+        <w:t>그림 8. 실시간 지표 화면: Grafana 패널로 p95 latency, token trend, cost, stage p95를 확인</w:t>
+      </w:r>
+    </w:p>
+    <w:p>
+      <w:pPr>
+        <w:pStyle w:val="21"/>
+        <w:rPr>
+          <w:rFonts w:ascii="맑은 고딕" w:eastAsia="맑은 고딕" w:hAnsi="맑은 고딕"/>
+          <w:lang w:eastAsia="ko-KR"/>
+        </w:rPr>
+      </w:pPr>
+      <w:bookmarkStart w:id="16" w:name="_Toc231163817"/>
+      <w:r>
+        <w:rPr>
+          <w:rFonts w:ascii="맑은 고딕" w:eastAsia="맑은 고딕" w:hAnsi="맑은 고딕"/>
+          <w:lang w:eastAsia="ko-KR"/>
+        </w:rPr>
+        <w:t xml:space="preserve">4.3 분석 </w:t>
+      </w:r>
+      <w:proofErr w:type="spellStart"/>
+      <w:r>
+        <w:rPr>
+          <w:rFonts w:ascii="맑은 고딕" w:eastAsia="맑은 고딕" w:hAnsi="맑은 고딕"/>
+          <w:lang w:eastAsia="ko-KR"/>
+        </w:rPr>
+        <w:t>챗봇</w:t>
+      </w:r>
+      <w:bookmarkEnd w:id="16"/>
+      <w:proofErr w:type="spellEnd"/>
+    </w:p>
+    <w:p>
+      <w:pPr>
+        <w:spacing w:after="80"/>
+        <w:rPr>
+          <w:rFonts w:ascii="맑은 고딕" w:hAnsi="맑은 고딕"/>
+          <w:lang w:eastAsia="ko-KR"/>
+        </w:rPr>
+      </w:pPr>
+      <w:r>
+        <w:rPr>
+          <w:rFonts w:ascii="맑은 고딕" w:hAnsi="맑은 고딕"/>
+          <w:sz w:val="20"/>
+          <w:lang w:eastAsia="ko-KR"/>
+        </w:rPr>
+        <w:t xml:space="preserve">분석 </w:t>
+      </w:r>
+      <w:proofErr w:type="spellStart"/>
+      <w:r>
+        <w:rPr>
+          <w:rFonts w:ascii="맑은 고딕" w:hAnsi="맑은 고딕"/>
+          <w:sz w:val="20"/>
+          <w:lang w:eastAsia="ko-KR"/>
+        </w:rPr>
+        <w:t>챗봇은</w:t>
+      </w:r>
+      <w:proofErr w:type="spellEnd"/>
+      <w:r>
+        <w:rPr>
+          <w:rFonts w:ascii="맑은 고딕" w:hAnsi="맑은 고딕"/>
+          <w:sz w:val="20"/>
+          <w:lang w:eastAsia="ko-KR"/>
+        </w:rPr>
+        <w:t xml:space="preserve"> 자연어 의도 분류</w:t>
+      </w:r>
+      <w:r>
+        <w:rPr>
+          <w:rFonts w:ascii="맑은 고딕" w:hAnsi="맑은 고딕" w:hint="eastAsia"/>
+          <w:sz w:val="20"/>
+          <w:lang w:eastAsia="ko-KR"/>
+        </w:rPr>
+        <w:t xml:space="preserve"> </w:t>
+      </w:r>
+      <w:r>
+        <w:rPr>
+          <w:rFonts w:ascii="맑은 고딕" w:hAnsi="맑은 고딕"/>
+          <w:sz w:val="20"/>
+          <w:lang w:eastAsia="ko-KR"/>
+        </w:rPr>
+        <w:t>모듈을 통해 사용자의 운영 질문을 비용, 지연, 병목, Trace 상세, error, alert 등의 구체적인 intent로 사전 라우팅한다.</w:t>
+      </w:r>
+    </w:p>
+    <w:p>
+      <w:pPr>
+        <w:spacing w:after="80"/>
+        <w:rPr>
+          <w:rFonts w:ascii="맑은 고딕" w:hAnsi="맑은 고딕"/>
+          <w:lang w:eastAsia="ko-KR"/>
+        </w:rPr>
+      </w:pPr>
+      <w:r>
+        <w:rPr>
+          <w:rFonts w:ascii="맑은 고딕" w:hAnsi="맑은 고딕"/>
+          <w:sz w:val="20"/>
+          <w:lang w:eastAsia="ko-KR"/>
+        </w:rPr>
+        <w:t>이후 운영 분석 코어 모듈이 분류된 intent</w:t>
+      </w:r>
+      <w:proofErr w:type="spellStart"/>
+      <w:r>
+        <w:rPr>
+          <w:rFonts w:ascii="맑은 고딕" w:hAnsi="맑은 고딕"/>
+          <w:sz w:val="20"/>
+          <w:lang w:eastAsia="ko-KR"/>
+        </w:rPr>
+        <w:t>를</w:t>
+      </w:r>
+      <w:proofErr w:type="spellEnd"/>
+      <w:r>
+        <w:rPr>
+          <w:rFonts w:ascii="맑은 고딕" w:hAnsi="맑은 고딕"/>
+          <w:sz w:val="20"/>
+          <w:lang w:eastAsia="ko-KR"/>
+        </w:rPr>
+        <w:t xml:space="preserve"> 바탕으로 Prometheus와 Jaeger에서 정량적 metric과 trace 데이터를 직접 조회한다. </w:t>
+      </w:r>
+      <w:proofErr w:type="spellStart"/>
+      <w:r>
+        <w:rPr>
+          <w:rFonts w:ascii="맑은 고딕" w:hAnsi="맑은 고딕"/>
+          <w:sz w:val="20"/>
+          <w:lang w:eastAsia="ko-KR"/>
+        </w:rPr>
+        <w:t>챗봇은</w:t>
+      </w:r>
+      <w:proofErr w:type="spellEnd"/>
+      <w:r>
+        <w:rPr>
+          <w:rFonts w:ascii="맑은 고딕" w:hAnsi="맑은 고딕"/>
+          <w:sz w:val="20"/>
+          <w:lang w:eastAsia="ko-KR"/>
+        </w:rPr>
+        <w:t xml:space="preserve"> 이렇게 확보된 수치적 근거를 바탕으로 최종 답변을 </w:t>
+      </w:r>
+      <w:proofErr w:type="spellStart"/>
+      <w:r>
+        <w:rPr>
+          <w:rFonts w:ascii="맑은 고딕" w:hAnsi="맑은 고딕"/>
+          <w:sz w:val="20"/>
+          <w:lang w:eastAsia="ko-KR"/>
+        </w:rPr>
+        <w:t>오케스트레이션하여</w:t>
+      </w:r>
+      <w:proofErr w:type="spellEnd"/>
+      <w:r>
+        <w:rPr>
+          <w:rFonts w:ascii="맑은 고딕" w:hAnsi="맑은 고딕"/>
+          <w:sz w:val="20"/>
+          <w:lang w:eastAsia="ko-KR"/>
+        </w:rPr>
+        <w:t xml:space="preserve"> 생성함으로써, 비정형 생성 모델에 대한 의존도를 낮추고 인프라 사실에 기반한 운영 분석을 제공하도록 구현되었다.</w:t>
+      </w:r>
+    </w:p>
+    <w:p>
+      <w:pPr>
+        <w:pStyle w:val="21"/>
+        <w:rPr>
+          <w:rFonts w:ascii="맑은 고딕" w:eastAsia="맑은 고딕" w:hAnsi="맑은 고딕"/>
+          <w:lang w:eastAsia="ko-KR"/>
+        </w:rPr>
+      </w:pPr>
+      <w:bookmarkStart w:id="17" w:name="_Toc231163818"/>
+      <w:r>
+        <w:rPr>
+          <w:rFonts w:ascii="맑은 고딕" w:eastAsia="맑은 고딕" w:hAnsi="맑은 고딕"/>
+          <w:lang w:eastAsia="ko-KR"/>
+        </w:rPr>
+        <w:t>4.4 비용, 토큰, 병목 분석</w:t>
+      </w:r>
+      <w:bookmarkEnd w:id="17"/>
+    </w:p>
+    <w:p>
+      <w:pPr>
+        <w:spacing w:after="80"/>
+        <w:rPr>
+          <w:rFonts w:ascii="맑은 고딕" w:hAnsi="맑은 고딕"/>
+          <w:lang w:eastAsia="ko-KR"/>
+        </w:rPr>
+      </w:pPr>
+      <w:r>
+        <w:rPr>
+          <w:rFonts w:ascii="맑은 고딕" w:hAnsi="맑은 고딕"/>
+          <w:sz w:val="20"/>
+          <w:lang w:eastAsia="ko-KR"/>
+        </w:rPr>
+        <w:t>OLLY는 요청별 비용과 토큰 사용량을 metric</w:t>
+      </w:r>
+      <w:proofErr w:type="spellStart"/>
+      <w:r>
+        <w:rPr>
+          <w:rFonts w:ascii="맑은 고딕" w:hAnsi="맑은 고딕"/>
+          <w:sz w:val="20"/>
+          <w:lang w:eastAsia="ko-KR"/>
+        </w:rPr>
+        <w:t>으로</w:t>
+      </w:r>
+      <w:proofErr w:type="spellEnd"/>
+      <w:r>
+        <w:rPr>
+          <w:rFonts w:ascii="맑은 고딕" w:hAnsi="맑은 고딕"/>
+          <w:sz w:val="20"/>
+          <w:lang w:eastAsia="ko-KR"/>
+        </w:rPr>
+        <w:t xml:space="preserve"> 저장하고, feature와 scenario 단위로 집계하도록 구현하였다. 또한 retrieve, </w:t>
+      </w:r>
+      <w:proofErr w:type="spellStart"/>
+      <w:r>
+        <w:rPr>
+          <w:rFonts w:ascii="맑은 고딕" w:hAnsi="맑은 고딕"/>
+          <w:sz w:val="20"/>
+          <w:lang w:eastAsia="ko-KR"/>
+        </w:rPr>
+        <w:t>llm_call</w:t>
+      </w:r>
+      <w:proofErr w:type="spellEnd"/>
+      <w:r>
+        <w:rPr>
+          <w:rFonts w:ascii="맑은 고딕" w:hAnsi="맑은 고딕"/>
+          <w:sz w:val="20"/>
+          <w:lang w:eastAsia="ko-KR"/>
+        </w:rPr>
+        <w:t>, postprocess span을 분리하여 전체 시스템의 응답 지연</w:t>
+      </w:r>
+      <w:r>
+        <w:rPr>
+          <w:rFonts w:ascii="맑은 고딕" w:hAnsi="맑은 고딕" w:hint="eastAsia"/>
+          <w:sz w:val="20"/>
+          <w:lang w:eastAsia="ko-KR"/>
+        </w:rPr>
+        <w:t xml:space="preserve"> </w:t>
+      </w:r>
+      <w:r>
+        <w:rPr>
+          <w:rFonts w:ascii="맑은 고딕" w:hAnsi="맑은 고딕"/>
+          <w:sz w:val="20"/>
+          <w:lang w:eastAsia="ko-KR"/>
+        </w:rPr>
+        <w:t>발생 시, 그 근본 원인이 되는 단계를 명확히 식별한다. 이 구조는 RAG 검색 지연과 모델 생성 지연을 구분하는 데 핵심적인 역할을 한다.</w:t>
+      </w:r>
+    </w:p>
+    <w:p>
+      <w:pPr>
+        <w:spacing w:after="80"/>
+        <w:rPr>
+          <w:rFonts w:ascii="맑은 고딕" w:hAnsi="맑은 고딕"/>
+          <w:lang w:eastAsia="ko-KR"/>
+        </w:rPr>
+      </w:pPr>
+      <w:r>
+        <w:rPr>
+          <w:rFonts w:ascii="맑은 고딕" w:hAnsi="맑은 고딕"/>
+          <w:sz w:val="20"/>
+          <w:lang w:eastAsia="ko-KR"/>
+        </w:rPr>
+        <w:lastRenderedPageBreak/>
+        <w:t>실무에서 LLM 비용은 총액과 기능별 요청 패턴의 관계를 함께 분석해야 한다. OLLY는 token, cost, latency, stage duration을 하나의 요청 단위로 묶어 특정 기능의 비용 증가가 실제 병목이나 실패와 연결되는지 함께 확인하도록 설계하였다.</w:t>
+      </w:r>
+    </w:p>
+    <w:p>
+      <w:pPr>
+        <w:spacing w:after="80"/>
+        <w:rPr>
+          <w:rFonts w:ascii="맑은 고딕" w:hAnsi="맑은 고딕"/>
+          <w:lang w:eastAsia="ko-KR"/>
+        </w:rPr>
+      </w:pPr>
+      <w:r>
+        <w:rPr>
+          <w:rFonts w:ascii="맑은 고딕" w:hAnsi="맑은 고딕"/>
+          <w:sz w:val="20"/>
+          <w:lang w:eastAsia="ko-KR"/>
+        </w:rPr>
+        <w:t xml:space="preserve">현재 MVP는 외부 LLM API가 아니라 로컬 SLM인 </w:t>
+      </w:r>
+      <w:proofErr w:type="spellStart"/>
+      <w:r>
+        <w:rPr>
+          <w:rFonts w:ascii="맑은 고딕" w:hAnsi="맑은 고딕"/>
+          <w:sz w:val="20"/>
+          <w:lang w:eastAsia="ko-KR"/>
+        </w:rPr>
+        <w:t>Ollama</w:t>
+      </w:r>
+      <w:proofErr w:type="spellEnd"/>
+      <w:r>
+        <w:rPr>
+          <w:rFonts w:ascii="맑은 고딕" w:hAnsi="맑은 고딕"/>
+          <w:sz w:val="20"/>
+          <w:lang w:eastAsia="ko-KR"/>
+        </w:rPr>
+        <w:t xml:space="preserve"> gemma3:1b를 사용하므로 실제 토큰 API 과금은 발생하지 않는다. 구현에서는 이를 반영하여 pricing.py에서 gemma3:1b의 input/output token 단가를 모두 0으로 설정하였다. 대신 로컬 실행 비용은 추정 인프라 비용으로 모델링하였다. /chat 처리 시 </w:t>
+      </w:r>
+      <w:proofErr w:type="spellStart"/>
+      <w:r>
+        <w:rPr>
+          <w:rFonts w:ascii="맑은 고딕" w:hAnsi="맑은 고딕"/>
+          <w:sz w:val="20"/>
+          <w:lang w:eastAsia="ko-KR"/>
+        </w:rPr>
+        <w:t>Ollama</w:t>
+      </w:r>
+      <w:proofErr w:type="spellEnd"/>
+      <w:r>
+        <w:rPr>
+          <w:rFonts w:ascii="맑은 고딕" w:hAnsi="맑은 고딕"/>
+          <w:sz w:val="20"/>
+          <w:lang w:eastAsia="ko-KR"/>
+        </w:rPr>
+        <w:t xml:space="preserve"> metadata의 total duration 또는 </w:t>
+      </w:r>
+      <w:proofErr w:type="spellStart"/>
+      <w:r>
+        <w:rPr>
+          <w:rFonts w:ascii="맑은 고딕" w:hAnsi="맑은 고딕"/>
+          <w:sz w:val="20"/>
+          <w:lang w:eastAsia="ko-KR"/>
+        </w:rPr>
+        <w:t>llm_call</w:t>
+      </w:r>
+      <w:proofErr w:type="spellEnd"/>
+      <w:r>
+        <w:rPr>
+          <w:rFonts w:ascii="맑은 고딕" w:hAnsi="맑은 고딕"/>
+          <w:sz w:val="20"/>
+          <w:lang w:eastAsia="ko-KR"/>
+        </w:rPr>
+        <w:t xml:space="preserve"> 실행 시간을 </w:t>
+      </w:r>
+      <w:proofErr w:type="spellStart"/>
+      <w:r>
+        <w:rPr>
+          <w:rFonts w:ascii="맑은 고딕" w:hAnsi="맑은 고딕"/>
+          <w:sz w:val="20"/>
+          <w:lang w:eastAsia="ko-KR"/>
+        </w:rPr>
+        <w:t>compute_seconds</w:t>
+      </w:r>
+      <w:proofErr w:type="spellEnd"/>
+      <w:r>
+        <w:rPr>
+          <w:rFonts w:ascii="맑은 고딕" w:hAnsi="맑은 고딕"/>
+          <w:sz w:val="20"/>
+          <w:lang w:eastAsia="ko-KR"/>
+        </w:rPr>
+        <w:t xml:space="preserve">로 기록하고, </w:t>
+      </w:r>
+      <w:proofErr w:type="spellStart"/>
+      <w:r>
+        <w:rPr>
+          <w:rFonts w:ascii="맑은 고딕" w:hAnsi="맑은 고딕"/>
+          <w:sz w:val="20"/>
+          <w:lang w:eastAsia="ko-KR"/>
+        </w:rPr>
+        <w:t>infra_cost_usd</w:t>
+      </w:r>
+      <w:proofErr w:type="spellEnd"/>
+      <w:r>
+        <w:rPr>
+          <w:rFonts w:ascii="맑은 고딕" w:hAnsi="맑은 고딕"/>
+          <w:sz w:val="20"/>
+          <w:lang w:eastAsia="ko-KR"/>
+        </w:rPr>
+        <w:t xml:space="preserve"> = </w:t>
+      </w:r>
+      <w:proofErr w:type="spellStart"/>
+      <w:r>
+        <w:rPr>
+          <w:rFonts w:ascii="맑은 고딕" w:hAnsi="맑은 고딕"/>
+          <w:sz w:val="20"/>
+          <w:lang w:eastAsia="ko-KR"/>
+        </w:rPr>
+        <w:t>compute_seconds</w:t>
+      </w:r>
+      <w:proofErr w:type="spellEnd"/>
+      <w:r>
+        <w:rPr>
+          <w:rFonts w:ascii="맑은 고딕" w:hAnsi="맑은 고딕"/>
+          <w:sz w:val="20"/>
+          <w:lang w:eastAsia="ko-KR"/>
+        </w:rPr>
+        <w:t xml:space="preserve"> / 3600 * LOCAL_COMPUTE_HOURLY_USD 공식을 적용한다. 본 검증 환경에서는 로컬 컴퓨팅 단위 비용(LOCAL_COMPUTE_HOURLY_USD)을 0.05 USD/hour로 책정하여, CPU 기반 로컬 추론 소요 시간을 정량적인 비용 지표로 환산하였다.</w:t>
+      </w:r>
+    </w:p>
+    <w:p>
+      <w:pPr>
+        <w:spacing w:after="80"/>
+        <w:rPr>
+          <w:rFonts w:ascii="맑은 고딕" w:hAnsi="맑은 고딕"/>
+          <w:lang w:eastAsia="ko-KR"/>
+        </w:rPr>
+      </w:pPr>
+      <w:r>
+        <w:rPr>
+          <w:rFonts w:ascii="맑은 고딕" w:hAnsi="맑은 고딕"/>
+          <w:sz w:val="20"/>
+          <w:lang w:eastAsia="ko-KR"/>
+        </w:rPr>
+        <w:t xml:space="preserve">따라서 응답 metadata와 metric의 </w:t>
+      </w:r>
+      <w:proofErr w:type="spellStart"/>
+      <w:r>
+        <w:rPr>
+          <w:rFonts w:ascii="맑은 고딕" w:hAnsi="맑은 고딕"/>
+          <w:sz w:val="20"/>
+          <w:lang w:eastAsia="ko-KR"/>
+        </w:rPr>
+        <w:t>cost_usd</w:t>
+      </w:r>
+      <w:proofErr w:type="spellEnd"/>
+      <w:r>
+        <w:rPr>
+          <w:rFonts w:ascii="맑은 고딕" w:hAnsi="맑은 고딕"/>
+          <w:sz w:val="20"/>
+          <w:lang w:eastAsia="ko-KR"/>
+        </w:rPr>
+        <w:t xml:space="preserve">는 실제 결제 금액이 아니라 </w:t>
+      </w:r>
+      <w:proofErr w:type="spellStart"/>
+      <w:r>
+        <w:rPr>
+          <w:rFonts w:ascii="맑은 고딕" w:hAnsi="맑은 고딕"/>
+          <w:sz w:val="20"/>
+          <w:lang w:eastAsia="ko-KR"/>
+        </w:rPr>
+        <w:t>token_cost_usd</w:t>
+      </w:r>
+      <w:proofErr w:type="spellEnd"/>
+      <w:r>
+        <w:rPr>
+          <w:rFonts w:ascii="맑은 고딕" w:hAnsi="맑은 고딕"/>
+          <w:sz w:val="20"/>
+          <w:lang w:eastAsia="ko-KR"/>
+        </w:rPr>
+        <w:t xml:space="preserve">와 </w:t>
+      </w:r>
+      <w:proofErr w:type="spellStart"/>
+      <w:r>
+        <w:rPr>
+          <w:rFonts w:ascii="맑은 고딕" w:hAnsi="맑은 고딕"/>
+          <w:sz w:val="20"/>
+          <w:lang w:eastAsia="ko-KR"/>
+        </w:rPr>
+        <w:t>infra_cost_usd를</w:t>
+      </w:r>
+      <w:proofErr w:type="spellEnd"/>
+      <w:r>
+        <w:rPr>
+          <w:rFonts w:ascii="맑은 고딕" w:hAnsi="맑은 고딕"/>
+          <w:sz w:val="20"/>
+          <w:lang w:eastAsia="ko-KR"/>
+        </w:rPr>
+        <w:t xml:space="preserve"> 합산한 운영 관측용 추정치이다. 로컬 SLM에서는 </w:t>
+      </w:r>
+      <w:proofErr w:type="spellStart"/>
+      <w:r>
+        <w:rPr>
+          <w:rFonts w:ascii="맑은 고딕" w:hAnsi="맑은 고딕"/>
+          <w:sz w:val="20"/>
+          <w:lang w:eastAsia="ko-KR"/>
+        </w:rPr>
+        <w:t>token_cost_usd</w:t>
+      </w:r>
+      <w:proofErr w:type="spellEnd"/>
+      <w:r>
+        <w:rPr>
+          <w:rFonts w:ascii="맑은 고딕" w:hAnsi="맑은 고딕"/>
+          <w:sz w:val="20"/>
+          <w:lang w:eastAsia="ko-KR"/>
+        </w:rPr>
+        <w:t xml:space="preserve">가 0이며, 비용 변동은 주로 </w:t>
+      </w:r>
+      <w:proofErr w:type="spellStart"/>
+      <w:r>
+        <w:rPr>
+          <w:rFonts w:ascii="맑은 고딕" w:hAnsi="맑은 고딕"/>
+          <w:sz w:val="20"/>
+          <w:lang w:eastAsia="ko-KR"/>
+        </w:rPr>
+        <w:t>llm_call</w:t>
+      </w:r>
+      <w:proofErr w:type="spellEnd"/>
+      <w:r>
+        <w:rPr>
+          <w:rFonts w:ascii="맑은 고딕" w:hAnsi="맑은 고딕"/>
+          <w:sz w:val="20"/>
+          <w:lang w:eastAsia="ko-KR"/>
+        </w:rPr>
+        <w:t xml:space="preserve"> 실행 시간과 </w:t>
+      </w:r>
+      <w:proofErr w:type="spellStart"/>
+      <w:r>
+        <w:rPr>
+          <w:rFonts w:ascii="맑은 고딕" w:hAnsi="맑은 고딕"/>
+          <w:sz w:val="20"/>
+          <w:lang w:eastAsia="ko-KR"/>
+        </w:rPr>
+        <w:t>compute_seconds</w:t>
+      </w:r>
+      <w:proofErr w:type="spellEnd"/>
+      <w:r>
+        <w:rPr>
+          <w:rFonts w:ascii="맑은 고딕" w:hAnsi="맑은 고딕"/>
+          <w:sz w:val="20"/>
+          <w:lang w:eastAsia="ko-KR"/>
+        </w:rPr>
+        <w:t xml:space="preserve"> 증가에 의해 설명된다. 이 구조는 향후 외부 LLM API로 전환할 경우 토큰 단가 테이블만 조정하여 동일한 cost metric 체계를 재사용할 수 있도록 하기 위한 설계이다.</w:t>
+      </w:r>
+    </w:p>
+    <w:p>
+      <w:pPr>
+        <w:pStyle w:val="21"/>
+        <w:rPr>
+          <w:rFonts w:ascii="맑은 고딕" w:eastAsia="맑은 고딕" w:hAnsi="맑은 고딕"/>
+        </w:rPr>
+      </w:pPr>
+      <w:bookmarkStart w:id="18" w:name="_Toc231163819"/>
+      <w:r>
+        <w:rPr>
+          <w:rFonts w:ascii="맑은 고딕" w:eastAsia="맑은 고딕" w:hAnsi="맑은 고딕"/>
+        </w:rPr>
+        <w:t xml:space="preserve">4.5 </w:t>
+      </w:r>
+      <w:proofErr w:type="spellStart"/>
+      <w:r>
+        <w:rPr>
+          <w:rFonts w:ascii="맑은 고딕" w:eastAsia="맑은 고딕" w:hAnsi="맑은 고딕"/>
+        </w:rPr>
+        <w:t>알림</w:t>
+      </w:r>
+      <w:bookmarkEnd w:id="18"/>
+      <w:proofErr w:type="spellEnd"/>
+    </w:p>
+    <w:p>
+      <w:pPr>
+        <w:spacing w:after="80"/>
+        <w:rPr>
+          <w:rFonts w:ascii="맑은 고딕" w:hAnsi="맑은 고딕"/>
+        </w:rPr>
+      </w:pPr>
+      <w:r>
+        <w:rPr>
+          <w:rFonts w:ascii="맑은 고딕" w:hAnsi="맑은 고딕"/>
+          <w:sz w:val="20"/>
+        </w:rPr>
+        <w:t>Prometheus alert rule로 p95 latency, error rate, token usage spike, retrieve slow, local inference cost spike를 감시한다. 또한 운영자가 직접 metric, 조건, 임계값, 평가 window, cooldown, Discord webhook을 설정하는 커스텀 알림 기능을 구현하였다.</w:t>
+      </w:r>
+    </w:p>
+    <w:p>
+      <w:pPr>
+        <w:spacing w:after="80"/>
+        <w:rPr>
+          <w:rFonts w:ascii="맑은 고딕" w:hAnsi="맑은 고딕"/>
+          <w:lang w:eastAsia="ko-KR"/>
+        </w:rPr>
+      </w:pPr>
+      <w:r>
+        <w:rPr>
+          <w:rFonts w:ascii="맑은 고딕" w:hAnsi="맑은 고딕"/>
+          <w:sz w:val="20"/>
+          <w:lang w:eastAsia="ko-KR"/>
+        </w:rPr>
+        <w:t xml:space="preserve">실무 환경에서는 장애 발생 후 관리자가 대시보드를 수동으로 모니터링하는 방식만으로는 신속한 초기 대응에 한계가 존재한다. OLLY는 </w:t>
+      </w:r>
+      <w:proofErr w:type="spellStart"/>
+      <w:r>
+        <w:rPr>
+          <w:rFonts w:ascii="맑은 고딕" w:hAnsi="맑은 고딕"/>
+          <w:sz w:val="20"/>
+          <w:lang w:eastAsia="ko-KR"/>
+        </w:rPr>
+        <w:t>임계값</w:t>
+      </w:r>
+      <w:proofErr w:type="spellEnd"/>
+      <w:r>
+        <w:rPr>
+          <w:rFonts w:ascii="맑은 고딕" w:hAnsi="맑은 고딕"/>
+          <w:sz w:val="20"/>
+          <w:lang w:eastAsia="ko-KR"/>
+        </w:rPr>
+        <w:t xml:space="preserve"> 기반 알림과 LLM 한 줄 요약을 함께 제공해 운영자가 문제 발생 지표와 원인을 빠르게 파악하도록 설계하였다.</w:t>
+      </w:r>
+    </w:p>
+    <w:p>
+      <w:pPr>
+        <w:jc w:val="center"/>
+        <w:rPr>
+          <w:rFonts w:ascii="맑은 고딕" w:hAnsi="맑은 고딕"/>
+        </w:rPr>
+      </w:pPr>
+      <w:r>
+        <w:rPr>
+          <w:rFonts w:ascii="맑은 고딕" w:hAnsi="맑은 고딕"/>
+          <w:noProof/>
+        </w:rPr>
+        <w:lastRenderedPageBreak/>
+        <w:drawing>
+          <wp:inline distT="0" distB="0" distL="0" distR="0" wp14:anchorId="32A2715D" wp14:editId="1CE3BE80">
+            <wp:extent cx="5943600" cy="4953000"/>
+            <wp:effectExtent l="0" t="0" r="0" b="0"/>
+            <wp:docPr id="9" name="Picture 9"/>
+            <wp:cNvGraphicFramePr>
+              <a:graphicFrameLocks xmlns:a="http://schemas.openxmlformats.org/drawingml/2006/main" noChangeAspect="1"/>
+            </wp:cNvGraphicFramePr>
+            <a:graphic xmlns:a="http://schemas.openxmlformats.org/drawingml/2006/main">
+              <a:graphicData uri="http://schemas.openxmlformats.org/drawingml/2006/picture">
+                <pic:pic xmlns:pic="http://schemas.openxmlformats.org/drawingml/2006/picture">
+                  <pic:nvPicPr>
+                    <pic:cNvPr id="0" name="14_dashboard_alert_rules.png"/>
+                    <pic:cNvPicPr/>
+                  </pic:nvPicPr>
+                  <pic:blipFill>
+                    <a:blip r:embed="rId16"/>
+                    <a:stretch>
+                      <a:fillRect/>
+                    </a:stretch>
+                  </pic:blipFill>
+                  <pic:spPr>
+                    <a:xfrm>
+                      <a:off x="0" y="0"/>
+                      <a:ext cx="5943600" cy="4953000"/>
+                    </a:xfrm>
+                    <a:prstGeom prst="rect">
+                      <a:avLst/>
+                    </a:prstGeom>
+                  </pic:spPr>
+                </pic:pic>
+              </a:graphicData>
+            </a:graphic>
+          </wp:inline>
+        </w:drawing>
+      </w:r>
+    </w:p>
+    <w:p>
+      <w:pPr>
+        <w:pStyle w:val="ReportCaption"/>
+        <w:jc w:val="center"/>
+        <w:rPr>
+          <w:rFonts w:ascii="맑은 고딕" w:hAnsi="맑은 고딕"/>
+          <w:lang w:eastAsia="ko-KR"/>
+        </w:rPr>
+      </w:pPr>
+      <w:r>
+        <w:rPr>
+          <w:rFonts w:ascii="맑은 고딕" w:hAnsi="맑은 고딕"/>
+          <w:sz w:val="16"/>
+          <w:lang w:eastAsia="ko-KR"/>
+        </w:rPr>
         <w:t>그림 9. 알림 관리 화면: 커스텀 알림 규칙, Discord webhook, 최근 발화 이력</w:t>
       </w:r>
     </w:p>
@@ -9303,7 +9870,7 @@
                     <pic:cNvPicPr/>
                   </pic:nvPicPr>
                   <pic:blipFill>
-                    <a:blip r:embed="rId15"/>
+                    <a:blip r:embed="rId17"/>
                     <a:stretch>
                       <a:fillRect/>
                     </a:stretch>
@@ -9892,7 +10459,7 @@
                     <pic:cNvPicPr/>
                   </pic:nvPicPr>
                   <pic:blipFill>
-                    <a:blip r:embed="rId16"/>
+                    <a:blip r:embed="rId18"/>
                     <a:stretch>
                       <a:fillRect/>
                     </a:stretch>
@@ -9992,7 +10559,7 @@
           <w:p>
             <w:pPr>
               <w:rPr>
-                <w:rFonts w:ascii="맑은 고딕" w:hAnsi="맑은 고딕" w:hint="eastAsia"/>
+                <w:rFonts w:ascii="맑은 고딕" w:hAnsi="맑은 고딕"/>
                 <w:lang w:eastAsia="ko-KR"/>
               </w:rPr>
             </w:pPr>
@@ -10385,8 +10952,17 @@
                 <w:rFonts w:ascii="맑은 고딕" w:hAnsi="맑은 고딕"/>
                 <w:sz w:val="18"/>
               </w:rPr>
-              <w:t xml:space="preserve"> span 확인</w:t>
+              <w:t xml:space="preserve"> span </w:t>
             </w:r>
+            <w:proofErr w:type="spellStart"/>
+            <w:r>
+              <w:rPr>
+                <w:rFonts w:ascii="맑은 고딕" w:hAnsi="맑은 고딕"/>
+                <w:sz w:val="18"/>
+              </w:rPr>
+              <w:t>확인</w:t>
+            </w:r>
+            <w:proofErr w:type="spellEnd"/>
           </w:p>
         </w:tc>
         <w:tc>
@@ -10483,7 +11059,7 @@
                     <pic:cNvPicPr/>
                   </pic:nvPicPr>
                   <pic:blipFill rotWithShape="1">
-                    <a:blip r:embed="rId17"/>
+                    <a:blip r:embed="rId19"/>
                     <a:srcRect b="64342"/>
                     <a:stretch>
                       <a:fillRect/>
@@ -10528,7 +11104,39 @@
           <w:rFonts w:ascii="맑은 고딕" w:hAnsi="맑은 고딕"/>
           <w:sz w:val="16"/>
         </w:rPr>
-        <w:t xml:space="preserve">그림 12. Jaeger trace: POST /chat 요청 안에서 retrieve, </w:t>
+        <w:t xml:space="preserve">그림 12. Jaeger trace: POST /chat </w:t>
+      </w:r>
+      <w:proofErr w:type="spellStart"/>
+      <w:r>
+        <w:rPr>
+          <w:rFonts w:ascii="맑은 고딕" w:hAnsi="맑은 고딕"/>
+          <w:sz w:val="16"/>
+        </w:rPr>
+        <w:t>요청</w:t>
+      </w:r>
+      <w:proofErr w:type="spellEnd"/>
+      <w:r>
+        <w:rPr>
+          <w:rFonts w:ascii="맑은 고딕" w:hAnsi="맑은 고딕"/>
+          <w:sz w:val="16"/>
+        </w:rPr>
+        <w:t xml:space="preserve"> </w:t>
+      </w:r>
+      <w:proofErr w:type="spellStart"/>
+      <w:r>
+        <w:rPr>
+          <w:rFonts w:ascii="맑은 고딕" w:hAnsi="맑은 고딕"/>
+          <w:sz w:val="16"/>
+        </w:rPr>
+        <w:t>안에서</w:t>
+      </w:r>
+      <w:proofErr w:type="spellEnd"/>
+      <w:r>
+        <w:rPr>
+          <w:rFonts w:ascii="맑은 고딕" w:hAnsi="맑은 고딕"/>
+          <w:sz w:val="16"/>
+        </w:rPr>
+        <w:t xml:space="preserve"> retrieve, </w:t>
       </w:r>
       <w:proofErr w:type="spellStart"/>
       <w:r>
@@ -10577,7 +11185,7 @@
         <w:pStyle w:val="ReportCaption"/>
         <w:jc w:val="center"/>
         <w:rPr>
-          <w:rFonts w:ascii="맑은 고딕" w:hAnsi="맑은 고딕" w:hint="eastAsia"/>
+          <w:rFonts w:ascii="맑은 고딕" w:hAnsi="맑은 고딕"/>
           <w:lang w:eastAsia="ko-KR"/>
         </w:rPr>
       </w:pPr>
@@ -10610,7 +11218,7 @@
                     <pic:cNvPicPr/>
                   </pic:nvPicPr>
                   <pic:blipFill>
-                    <a:blip r:embed="rId18"/>
+                    <a:blip r:embed="rId20"/>
                     <a:stretch>
                       <a:fillRect/>
                     </a:stretch>
@@ -10700,7 +11308,7 @@
                     <pic:cNvPicPr/>
                   </pic:nvPicPr>
                   <pic:blipFill>
-                    <a:blip r:embed="rId19"/>
+                    <a:blip r:embed="rId21"/>
                     <a:stretch>
                       <a:fillRect/>
                     </a:stretch>
@@ -11080,7 +11688,55 @@
           <w:rFonts w:ascii="맑은 고딕" w:hAnsi="맑은 고딕"/>
           <w:sz w:val="20"/>
         </w:rPr>
-        <w:t xml:space="preserve">Kubernetes 상태 검증에서는 sample-llm-api, ollama, otel-collector, Prometheus, Jaeger, Grafana 리소스가 실행되고 ollama-pull-gemma Job이 완료되는지 확인하였다. 본문에는 배포 방식과 검증 의미를 중심으로 정리하고, 전체 kubectl 출력은 부록 </w:t>
+        <w:t xml:space="preserve">Kubernetes 상태 검증에서는 sample-llm-api, ollama, otel-collector, Prometheus, Jaeger, Grafana 리소스가 실행되고 ollama-pull-gemma Job이 완료되는지 확인하였다. 본문에는 배포 방식과 검증 의미를 중심으로 정리하고, 전체 </w:t>
+      </w:r>
+      <w:proofErr w:type="spellStart"/>
+      <w:r>
+        <w:rPr>
+          <w:rFonts w:ascii="맑은 고딕" w:hAnsi="맑은 고딕"/>
+          <w:sz w:val="20"/>
+        </w:rPr>
+        <w:t>kubectl</w:t>
+      </w:r>
+      <w:proofErr w:type="spellEnd"/>
+      <w:r>
+        <w:rPr>
+          <w:rFonts w:ascii="맑은 고딕" w:hAnsi="맑은 고딕"/>
+          <w:sz w:val="20"/>
+        </w:rPr>
+        <w:t xml:space="preserve"> </w:t>
+      </w:r>
+      <w:proofErr w:type="spellStart"/>
+      <w:r>
+        <w:rPr>
+          <w:rFonts w:ascii="맑은 고딕" w:hAnsi="맑은 고딕"/>
+          <w:sz w:val="20"/>
+        </w:rPr>
+        <w:t>출력은</w:t>
+      </w:r>
+      <w:proofErr w:type="spellEnd"/>
+      <w:r>
+        <w:rPr>
+          <w:rFonts w:ascii="맑은 고딕" w:hAnsi="맑은 고딕"/>
+          <w:sz w:val="20"/>
+        </w:rPr>
+        <w:t xml:space="preserve"> </w:t>
+      </w:r>
+      <w:proofErr w:type="spellStart"/>
+      <w:r>
+        <w:rPr>
+          <w:rFonts w:ascii="맑은 고딕" w:hAnsi="맑은 고딕"/>
+          <w:sz w:val="20"/>
+        </w:rPr>
+        <w:t>부록</w:t>
+      </w:r>
+      <w:proofErr w:type="spellEnd"/>
+      <w:r>
+        <w:rPr>
+          <w:rFonts w:ascii="맑은 고딕" w:hAnsi="맑은 고딕"/>
+          <w:sz w:val="20"/>
+        </w:rPr>
+        <w:t xml:space="preserve"> </w:t>
       </w:r>
       <w:proofErr w:type="spellStart"/>
       <w:r>
@@ -11189,7 +11845,7 @@
       <w:pPr>
         <w:spacing w:after="80"/>
         <w:rPr>
-          <w:rFonts w:ascii="맑은 고딕" w:hAnsi="맑은 고딕" w:hint="eastAsia"/>
+          <w:rFonts w:ascii="맑은 고딕" w:hAnsi="맑은 고딕"/>
           <w:lang w:eastAsia="ko-KR"/>
         </w:rPr>
       </w:pPr>
@@ -11198,7 +11854,7 @@
       <w:pPr>
         <w:pStyle w:val="1"/>
         <w:rPr>
-          <w:rFonts w:ascii="맑은 고딕" w:eastAsia="맑은 고딕" w:hAnsi="맑은 고딕" w:hint="eastAsia"/>
+          <w:rFonts w:ascii="맑은 고딕" w:eastAsia="맑은 고딕" w:hAnsi="맑은 고딕"/>
           <w:lang w:eastAsia="ko-KR"/>
         </w:rPr>
       </w:pPr>
@@ -12482,7 +13138,7 @@
       <w:pPr>
         <w:spacing w:after="80"/>
         <w:rPr>
-          <w:rFonts w:ascii="맑은 고딕" w:hAnsi="맑은 고딕" w:hint="eastAsia"/>
+          <w:rFonts w:ascii="맑은 고딕" w:hAnsi="맑은 고딕"/>
           <w:lang w:eastAsia="ko-KR"/>
         </w:rPr>
       </w:pPr>
@@ -12515,7 +13171,7 @@
                     <pic:cNvPicPr/>
                   </pic:nvPicPr>
                   <pic:blipFill>
-                    <a:blip r:embed="rId20"/>
+                    <a:blip r:embed="rId22"/>
                     <a:stretch>
                       <a:fillRect/>
                     </a:stretch>
@@ -12586,7 +13242,7 @@
       <w:pPr>
         <w:spacing w:after="80"/>
         <w:rPr>
-          <w:rFonts w:ascii="맑은 고딕" w:hAnsi="맑은 고딕" w:hint="eastAsia"/>
+          <w:rFonts w:ascii="맑은 고딕" w:hAnsi="맑은 고딕"/>
           <w:sz w:val="20"/>
           <w:lang w:eastAsia="ko-KR"/>
         </w:rPr>
@@ -12772,7 +13428,7 @@
                     <pic:cNvPicPr/>
                   </pic:nvPicPr>
                   <pic:blipFill>
-                    <a:blip r:embed="rId21"/>
+                    <a:blip r:embed="rId23"/>
                     <a:stretch>
                       <a:fillRect/>
                     </a:stretch>
@@ -12821,7 +13477,7 @@
                     <pic:cNvPicPr/>
                   </pic:nvPicPr>
                   <pic:blipFill>
-                    <a:blip r:embed="rId22"/>
+                    <a:blip r:embed="rId24"/>
                     <a:stretch>
                       <a:fillRect/>
                     </a:stretch>
@@ -12974,7 +13630,7 @@
                     <pic:cNvPicPr/>
                   </pic:nvPicPr>
                   <pic:blipFill>
-                    <a:blip r:embed="rId23"/>
+                    <a:blip r:embed="rId25"/>
                     <a:stretch>
                       <a:fillRect/>
                     </a:stretch>
@@ -12999,7 +13655,7 @@
       <w:pPr>
         <w:jc w:val="center"/>
         <w:rPr>
-          <w:rFonts w:ascii="맑은 고딕" w:hAnsi="맑은 고딕" w:hint="eastAsia"/>
+          <w:rFonts w:ascii="맑은 고딕" w:hAnsi="맑은 고딕"/>
           <w:lang w:eastAsia="ko-KR"/>
         </w:rPr>
       </w:pPr>
@@ -13024,7 +13680,7 @@
                     <pic:cNvPicPr/>
                   </pic:nvPicPr>
                   <pic:blipFill>
-                    <a:blip r:embed="rId24"/>
+                    <a:blip r:embed="rId26"/>
                     <a:stretch>
                       <a:fillRect/>
                     </a:stretch>
@@ -13182,7 +13838,7 @@
                     <pic:cNvPicPr/>
                   </pic:nvPicPr>
                   <pic:blipFill>
-                    <a:blip r:embed="rId25"/>
+                    <a:blip r:embed="rId27"/>
                     <a:stretch>
                       <a:fillRect/>
                     </a:stretch>
@@ -13231,7 +13887,7 @@
                     <pic:cNvPicPr/>
                   </pic:nvPicPr>
                   <pic:blipFill>
-                    <a:blip r:embed="rId26"/>
+                    <a:blip r:embed="rId28"/>
                     <a:stretch>
                       <a:fillRect/>
                     </a:stretch>
@@ -13362,7 +14018,7 @@
                     <pic:cNvPicPr/>
                   </pic:nvPicPr>
                   <pic:blipFill>
-                    <a:blip r:embed="rId27"/>
+                    <a:blip r:embed="rId29"/>
                     <a:stretch>
                       <a:fillRect/>
                     </a:stretch>
@@ -13411,7 +14067,7 @@
                     <pic:cNvPicPr/>
                   </pic:nvPicPr>
                   <pic:blipFill>
-                    <a:blip r:embed="rId28"/>
+                    <a:blip r:embed="rId30"/>
                     <a:stretch>
                       <a:fillRect/>
                     </a:stretch>
@@ -13689,7 +14345,7 @@
                     <pic:cNvPicPr/>
                   </pic:nvPicPr>
                   <pic:blipFill>
-                    <a:blip r:embed="rId29"/>
+                    <a:blip r:embed="rId31"/>
                     <a:stretch>
                       <a:fillRect/>
                     </a:stretch>
@@ -13847,7 +14503,7 @@
       <w:pPr>
         <w:pStyle w:val="21"/>
         <w:rPr>
-          <w:rFonts w:ascii="맑은 고딕" w:eastAsia="맑은 고딕" w:hAnsi="맑은 고딕" w:cs="맑은 고딕" w:hint="eastAsia"/>
+          <w:rFonts w:ascii="맑은 고딕" w:eastAsia="맑은 고딕" w:hAnsi="맑은 고딕" w:cs="맑은 고딕"/>
           <w:lang w:eastAsia="ko-KR"/>
         </w:rPr>
       </w:pPr>
@@ -13961,7 +14617,7 @@
       <w:pPr>
         <w:spacing w:after="80"/>
         <w:rPr>
-          <w:rFonts w:ascii="맑은 고딕" w:hAnsi="맑은 고딕" w:hint="eastAsia"/>
+          <w:rFonts w:ascii="맑은 고딕" w:hAnsi="맑은 고딕"/>
           <w:lang w:eastAsia="ko-KR"/>
         </w:rPr>
       </w:pPr>
@@ -14429,7 +15085,23 @@
           <w:rFonts w:ascii="맑은 고딕" w:hAnsi="맑은 고딕"/>
           <w:sz w:val="20"/>
         </w:rPr>
-        <w:t xml:space="preserve"> Kubernetes는 sample-llm-api, Ollama, OpenTelemetry Collector, Prometheus, Jaeger, Grafana를 재현 가능한 컨테이너 실행 환경으로 구성하였고, OpenTelemetry는 /chat 요청 내부의 retrieve, llm_call, postprocess 단계를 span으로 분해하였다.</w:t>
+        <w:t xml:space="preserve"> </w:t>
+      </w:r>
+      <w:proofErr w:type="spellStart"/>
+      <w:r>
+        <w:rPr>
+          <w:rFonts w:ascii="맑은 고딕" w:hAnsi="맑은 고딕"/>
+          <w:sz w:val="20"/>
+        </w:rPr>
+        <w:t>Kubernetes는</w:t>
+      </w:r>
+      <w:proofErr w:type="spellEnd"/>
+      <w:r>
+        <w:rPr>
+          <w:rFonts w:ascii="맑은 고딕" w:hAnsi="맑은 고딕"/>
+          <w:sz w:val="20"/>
+        </w:rPr>
+        <w:t xml:space="preserve"> sample-llm-api, Ollama, OpenTelemetry Collector, Prometheus, Jaeger, Grafana를 재현 가능한 컨테이너 실행 환경으로 구성하였고, OpenTelemetry는 /chat 요청 내부의 retrieve, llm_call, postprocess 단계를 span으로 분해하였다.</w:t>
       </w:r>
     </w:p>
     <w:p>
@@ -15682,7 +16354,71 @@
           <w:sz w:val="20"/>
           <w:lang w:eastAsia="ko-KR"/>
         </w:rPr>
-        <w:t xml:space="preserve"> 팀 내부 논의 과정에서, 과거 Agentic AI 프로젝트를 통해 다수의 상용 LLM과 로컬 SLM을 직접 구축 및 운영해 본 팀원의 실무적 경험과 인사이트를 핵심 판단 근거로 삼았다. 외부 API</w:t>
+        <w:t xml:space="preserve"> 팀 내부 논의 과정에서, 과거 Agentic AI 프로젝트를 통해 다수의 상용 LLM과 로컬 SLM</w:t>
+      </w:r>
+      <w:r>
+        <w:rPr>
+          <w:rFonts w:ascii="맑은 고딕" w:hAnsi="맑은 고딕" w:hint="eastAsia"/>
+          <w:sz w:val="20"/>
+          <w:lang w:eastAsia="ko-KR"/>
+        </w:rPr>
+        <w:t>을 다뤄본</w:t>
+      </w:r>
+      <w:r>
+        <w:rPr>
+          <w:rFonts w:ascii="맑은 고딕" w:hAnsi="맑은 고딕"/>
+          <w:sz w:val="20"/>
+          <w:lang w:eastAsia="ko-KR"/>
+        </w:rPr>
+        <w:t xml:space="preserve"> 본 </w:t>
+      </w:r>
+      <w:r>
+        <w:rPr>
+          <w:rFonts w:ascii="맑은 고딕" w:hAnsi="맑은 고딕" w:hint="eastAsia"/>
+          <w:sz w:val="20"/>
+          <w:lang w:eastAsia="ko-KR"/>
+        </w:rPr>
+        <w:t xml:space="preserve">경험이 있는 </w:t>
+      </w:r>
+      <w:r>
+        <w:rPr>
+          <w:rFonts w:ascii="맑은 고딕" w:hAnsi="맑은 고딕"/>
+          <w:sz w:val="20"/>
+          <w:lang w:eastAsia="ko-KR"/>
+        </w:rPr>
+        <w:t>팀원</w:t>
+      </w:r>
+      <w:r>
+        <w:rPr>
+          <w:rFonts w:ascii="맑은 고딕" w:hAnsi="맑은 고딕" w:hint="eastAsia"/>
+          <w:sz w:val="20"/>
+          <w:lang w:eastAsia="ko-KR"/>
+        </w:rPr>
+        <w:t>들</w:t>
+      </w:r>
+      <w:r>
+        <w:rPr>
+          <w:rFonts w:ascii="맑은 고딕" w:hAnsi="맑은 고딕"/>
+          <w:sz w:val="20"/>
+          <w:lang w:eastAsia="ko-KR"/>
+        </w:rPr>
+        <w:t>의 실무적 경험</w:t>
+      </w:r>
+      <w:r>
+        <w:rPr>
+          <w:rFonts w:ascii="맑은 고딕" w:hAnsi="맑은 고딕" w:hint="eastAsia"/>
+          <w:sz w:val="20"/>
+          <w:lang w:eastAsia="ko-KR"/>
+        </w:rPr>
+        <w:t xml:space="preserve">을 </w:t>
+      </w:r>
+      <w:r>
+        <w:rPr>
+          <w:rFonts w:ascii="맑은 고딕" w:hAnsi="맑은 고딕"/>
+          <w:sz w:val="20"/>
+          <w:lang w:eastAsia="ko-KR"/>
+        </w:rPr>
+        <w:t>핵심 판단 근거로 삼았다. 외부 API</w:t>
       </w:r>
       <w:proofErr w:type="spellStart"/>
       <w:r>
@@ -15700,7 +16436,23 @@
           <w:sz w:val="20"/>
           <w:lang w:eastAsia="ko-KR"/>
         </w:rPr>
-        <w:t xml:space="preserve"> 맹목적으로 수용할 경우 학내 실험 및 검증 환경의 네트워크 불안정성, API 호출 쿼터 제한, 예기치 못한 비용 폭증 등으로 인해 반복 검증의 안정성이 치명적으로 훼손된다는 실증적 한계를 사전에 인지하였다. 이에 따라 AI가 제안한 외부 의존적 구조를 전면 기각하고, 인프라 비용 추정이 명확하며 팀원 모두가 동일한 로컬 컴퓨팅 리소스 상에서 통제된 반복 테스트를 수행할 수 있는 로컬 SLM(</w:t>
+        <w:t xml:space="preserve"> 맹목적으로 수용할 경우 학내 실험 및 검증 환경의 네트워크 불안정성, API 호출 쿼터 제한, 예기치 못한 비용 폭증 등으로 인해 반복 검증의 안정성이 </w:t>
+      </w:r>
+      <w:r>
+        <w:rPr>
+          <w:rFonts w:ascii="맑은 고딕" w:hAnsi="맑은 고딕" w:hint="eastAsia"/>
+          <w:sz w:val="20"/>
+          <w:lang w:eastAsia="ko-KR"/>
+        </w:rPr>
+        <w:t>떨어진다</w:t>
+      </w:r>
+      <w:r>
+        <w:rPr>
+          <w:rFonts w:ascii="맑은 고딕" w:hAnsi="맑은 고딕"/>
+          <w:sz w:val="20"/>
+          <w:lang w:eastAsia="ko-KR"/>
+        </w:rPr>
+        <w:t>는 실증적 한계를 사전에 인지하였다. 이에 따라 AI가 제안한 외부 의존적 구조를 기각하고, 인프라 비용 추정이 명확하며 팀원 모두가 동일한 로컬 컴퓨팅 리소스 상에서 통제된 반복 테스트를 수행할 수 있는 로컬 SLM(</w:t>
       </w:r>
       <w:proofErr w:type="spellStart"/>
       <w:r>
@@ -18072,7 +18824,7 @@
     <w:lsdException w:name="Table Web 2" w:semiHidden="1" w:unhideWhenUsed="1"/>
     <w:lsdException w:name="Table Web 3" w:semiHidden="1" w:unhideWhenUsed="1"/>
     <w:lsdException w:name="Balloon Text" w:semiHidden="1" w:unhideWhenUsed="1"/>
-    <w:lsdException w:name="Table Grid" w:uiPriority="59"/>
+    <w:lsdException w:name="Table Grid" w:uiPriority="39"/>
     <w:lsdException w:name="Table Theme" w:semiHidden="1" w:unhideWhenUsed="1"/>
     <w:lsdException w:name="Placeholder Text" w:semiHidden="1"/>
     <w:lsdException w:name="No Spacing" w:uiPriority="1" w:qFormat="1"/>
@@ -19233,7 +19985,7 @@
   <w:style w:type="table" w:styleId="af9">
     <w:name w:val="Table Grid"/>
     <w:basedOn w:val="a3"/>
-    <w:uiPriority w:val="59"/>
+    <w:uiPriority w:val="39"/>
     <w:rsid w:val="00FC693F"/>
     <w:pPr>
       <w:spacing w:after="0" w:line="240" w:lineRule="auto"/>
